--- a/thesis_docs/Progress_Log_Thesis_Project_corrected_2026-09-09.docx
+++ b/thesis_docs/Progress_Log_Thesis_Project_corrected_2026-09-09.docx
@@ -5580,6 +5580,1653 @@
         <w:t>Week 6's infrastructure guidance must tie recommendations to the corrected connector citation (CCS Combo 1 minimum), not the inherited Combo 2 assumption.</w:t>
       </w:r>
     </w:p>
+    <w:p>
+      <w:r>
+        <w:rPr>
+          <w:rFonts w:ascii="Times New Roman" w:hAnsi="Times New Roman"/>
+          <w:b/>
+          <w:color w:val="000000"/>
+          <w:sz w:val="24"/>
+        </w:rPr>
+        <w:t>12. Week 6, Part 0 -- Extended Training of the Selected RL Policy</w:t>
+      </w:r>
+    </w:p>
+    <w:p>
+      <w:r>
+        <w:rPr>
+          <w:rFonts w:ascii="Times New Roman" w:hAnsi="Times New Roman"/>
+          <w:b/>
+          <w:color w:val="000000"/>
+          <w:sz w:val="24"/>
+        </w:rPr>
+        <w:t>12.1. Objective</w:t>
+      </w:r>
+    </w:p>
+    <w:p>
+      <w:r>
+        <w:rPr>
+          <w:rFonts w:ascii="Times New Roman" w:hAnsi="Times New Roman"/>
+          <w:b w:val="0"/>
+          <w:color w:val="000000"/>
+          <w:sz w:val="24"/>
+        </w:rPr>
+        <w:t>At the advisor's request, the best already-trained RL arm was trained until its learning curve stabilised, so that a single RL model can be carried into Objectives 4 and 5. No trained arm beat Round Robin in Week 5 (S5.8). TD3_vanilla (reward SqTrError_TrPenalty_UserIncentives) was extended because it is the best RL arm on the Week 5 tracking-error ranking, not because it is an overall winner. The experiment answers one question: was the RL result limited by its 60,000-step training budget?</w:t>
+      </w:r>
+    </w:p>
+    <w:p>
+      <w:r>
+        <w:rPr>
+          <w:rFonts w:ascii="Times New Roman" w:hAnsi="Times New Roman"/>
+          <w:b/>
+          <w:color w:val="000000"/>
+          <w:sz w:val="24"/>
+        </w:rPr>
+        <w:t>12.2. Design</w:t>
+      </w:r>
+    </w:p>
+    <w:p>
+      <w:r>
+        <w:rPr>
+          <w:rFonts w:ascii="Times New Roman" w:hAnsi="Times New Roman"/>
+          <w:b w:val="0"/>
+          <w:color w:val="000000"/>
+          <w:sz w:val="24"/>
+        </w:rPr>
+        <w:t>- Identical algorithm, hyperparameters, reward, state, station configuration and training seeds (100, 101, 102) as the original runs. Trained from scratch, three seeds in parallel, one torch thread per process, simulate_grid = False.</w:t>
+      </w:r>
+    </w:p>
+    <w:p>
+      <w:r>
+        <w:rPr>
+          <w:rFonts w:ascii="Times New Roman" w:hAnsi="Times New Roman"/>
+          <w:b w:val="0"/>
+          <w:color w:val="000000"/>
+          <w:sz w:val="24"/>
+        </w:rPr>
+        <w:t>- Deterministic validation every 10,000 steps on 20 fixed cells (seeds 1,000,000-1,000,009 on one weekday and one weekend day), disjoint by construction from every training scenario and from the evaluation grid. Each saved checkpoint is reloaded with frozen normalisation statistics before it is scored.</w:t>
+      </w:r>
+    </w:p>
+    <w:p>
+      <w:r>
+        <w:rPr>
+          <w:rFonts w:ascii="Times New Roman" w:hAnsi="Times New Roman"/>
+          <w:b w:val="0"/>
+          <w:color w:val="000000"/>
+          <w:sz w:val="24"/>
+        </w:rPr>
+        <w:t>- Selection criterion: validation-mean tracking error. Transformer overload and energy user satisfaction were logged as secondary metrics.</w:t>
+      </w:r>
+    </w:p>
+    <w:p>
+      <w:r>
+        <w:rPr>
+          <w:rFonts w:ascii="Times New Roman" w:hAnsi="Times New Roman"/>
+          <w:b w:val="0"/>
+          <w:color w:val="000000"/>
+          <w:sz w:val="24"/>
+        </w:rPr>
+        <w:t>- Convergence rule (labelled assumption, fixed before launch): over windows of W = 5 evaluations, the relative change of the window mean is below 2% and the relative standard deviation is below 5%, on 3 consecutive evaluations. Then 100,000 confirmation steps, or a hard stop at 10:15 (UTC-5).</w:t>
+      </w:r>
+    </w:p>
+    <w:p>
+      <w:r>
+        <w:rPr>
+          <w:rFonts w:ascii="Times New Roman" w:hAnsi="Times New Roman"/>
+          <w:b w:val="0"/>
+          <w:color w:val="000000"/>
+          <w:sz w:val="24"/>
+        </w:rPr>
+        <w:t>- Primary checkpoint: the best criterion value at or after convergence; the last checkpoint is kept as a sensitivity case. The primary comparator is the new run's own 60,000-step checkpoint, because the Week 3-5 models were trained before the Week 5 power-setpoint fix and evaluated after it.</w:t>
+      </w:r>
+    </w:p>
+    <w:p>
+      <w:r>
+        <w:rPr>
+          <w:rFonts w:ascii="Times New Roman" w:hAnsi="Times New Roman"/>
+          <w:b w:val="0"/>
+          <w:color w:val="000000"/>
+          <w:sz w:val="24"/>
+        </w:rPr>
+        <w:t>- Implementation safeguards, each covered by a test:</w:t>
+      </w:r>
+    </w:p>
+    <w:p>
+      <w:r>
+        <w:rPr>
+          <w:rFonts w:ascii="Times New Roman" w:hAnsi="Times New Roman"/>
+          <w:b w:val="0"/>
+          <w:color w:val="000000"/>
+          <w:sz w:val="24"/>
+        </w:rPr>
+        <w:t>-   the monitor restores the random generators EV2Gym reseeds, so it does not change training;</w:t>
+      </w:r>
+    </w:p>
+    <w:p>
+      <w:r>
+        <w:rPr>
+          <w:rFonts w:ascii="Times New Roman" w:hAnsi="Times New Roman"/>
+          <w:b w:val="0"/>
+          <w:color w:val="000000"/>
+          <w:sz w:val="24"/>
+        </w:rPr>
+        <w:t>-   an output-identical cache of EV2Gym's price table raised throughput from 13.8 to 86 steps/s per seed;</w:t>
+      </w:r>
+    </w:p>
+    <w:p>
+      <w:r>
+        <w:rPr>
+          <w:rFonts w:ascii="Times New Roman" w:hAnsi="Times New Roman"/>
+          <w:b w:val="0"/>
+          <w:color w:val="000000"/>
+          <w:sz w:val="24"/>
+        </w:rPr>
+        <w:t>-   a leakage guard redraws any training scenario that lands on an evaluation seed (0 hits in 21,354 episodes).</w:t>
+      </w:r>
+    </w:p>
+    <w:p>
+      <w:r>
+        <w:rPr>
+          <w:rFonts w:ascii="Times New Roman" w:hAnsi="Times New Roman"/>
+          <w:b/>
+          <w:color w:val="000000"/>
+          <w:sz w:val="24"/>
+        </w:rPr>
+        <w:t>12.3. Convergence</w:t>
+      </w:r>
+    </w:p>
+    <w:tbl>
+      <w:tblPr>
+        <w:tblW w:type="auto" w:w="0"/>
+        <w:tblLook w:firstColumn="1" w:firstRow="1" w:lastColumn="0" w:lastRow="0" w:noHBand="0" w:noVBand="1" w:val="04A0"/>
+      </w:tblPr>
+      <w:tblGrid>
+        <w:gridCol w:w="1234"/>
+        <w:gridCol w:w="1234"/>
+        <w:gridCol w:w="1234"/>
+        <w:gridCol w:w="1234"/>
+        <w:gridCol w:w="1234"/>
+        <w:gridCol w:w="1234"/>
+        <w:gridCol w:w="1234"/>
+      </w:tblGrid>
+      <w:tr>
+        <w:tc>
+          <w:tcPr>
+            <w:tcW w:type="dxa" w:w="1234"/>
+          </w:tcPr>
+          <w:p>
+            <w:r>
+              <w:rPr>
+                <w:rFonts w:ascii="Times New Roman" w:hAnsi="Times New Roman"/>
+                <w:b/>
+                <w:color w:val="000000"/>
+                <w:sz w:val="24"/>
+              </w:rPr>
+              <w:t>Seed</w:t>
+            </w:r>
+          </w:p>
+        </w:tc>
+        <w:tc>
+          <w:tcPr>
+            <w:tcW w:type="dxa" w:w="1234"/>
+          </w:tcPr>
+          <w:p>
+            <w:r>
+              <w:rPr>
+                <w:rFonts w:ascii="Times New Roman" w:hAnsi="Times New Roman"/>
+                <w:b/>
+                <w:color w:val="000000"/>
+                <w:sz w:val="24"/>
+              </w:rPr>
+              <w:t>Converged at</w:t>
+            </w:r>
+          </w:p>
+        </w:tc>
+        <w:tc>
+          <w:tcPr>
+            <w:tcW w:type="dxa" w:w="1234"/>
+          </w:tcPr>
+          <w:p>
+            <w:r>
+              <w:rPr>
+                <w:rFonts w:ascii="Times New Roman" w:hAnsi="Times New Roman"/>
+                <w:b/>
+                <w:color w:val="000000"/>
+                <w:sz w:val="24"/>
+              </w:rPr>
+              <w:t>Stopped at</w:t>
+            </w:r>
+          </w:p>
+        </w:tc>
+        <w:tc>
+          <w:tcPr>
+            <w:tcW w:type="dxa" w:w="1234"/>
+          </w:tcPr>
+          <w:p>
+            <w:r>
+              <w:rPr>
+                <w:rFonts w:ascii="Times New Roman" w:hAnsi="Times New Roman"/>
+                <w:b/>
+                <w:color w:val="000000"/>
+                <w:sz w:val="24"/>
+              </w:rPr>
+              <w:t>Wall clock</w:t>
+            </w:r>
+          </w:p>
+        </w:tc>
+        <w:tc>
+          <w:tcPr>
+            <w:tcW w:type="dxa" w:w="1234"/>
+          </w:tcPr>
+          <w:p>
+            <w:r>
+              <w:rPr>
+                <w:rFonts w:ascii="Times New Roman" w:hAnsi="Times New Roman"/>
+                <w:b/>
+                <w:color w:val="000000"/>
+                <w:sz w:val="24"/>
+              </w:rPr>
+              <w:t>Validation TE at 60k</w:t>
+            </w:r>
+          </w:p>
+        </w:tc>
+        <w:tc>
+          <w:tcPr>
+            <w:tcW w:type="dxa" w:w="1234"/>
+          </w:tcPr>
+          <w:p>
+            <w:r>
+              <w:rPr>
+                <w:rFonts w:ascii="Times New Roman" w:hAnsi="Times New Roman"/>
+                <w:b/>
+                <w:color w:val="000000"/>
+                <w:sz w:val="24"/>
+              </w:rPr>
+              <w:t>Validation TE, last 5 evaluations</w:t>
+            </w:r>
+          </w:p>
+        </w:tc>
+        <w:tc>
+          <w:tcPr>
+            <w:tcW w:type="dxa" w:w="1234"/>
+          </w:tcPr>
+          <w:p>
+            <w:r>
+              <w:rPr>
+                <w:rFonts w:ascii="Times New Roman" w:hAnsi="Times New Roman"/>
+                <w:b/>
+                <w:color w:val="000000"/>
+                <w:sz w:val="24"/>
+              </w:rPr>
+              <w:t>Primary checkpoint</w:t>
+            </w:r>
+          </w:p>
+        </w:tc>
+      </w:tr>
+      <w:tr>
+        <w:tc>
+          <w:tcPr>
+            <w:tcW w:type="dxa" w:w="1234"/>
+          </w:tcPr>
+          <w:p>
+            <w:r>
+              <w:rPr>
+                <w:rFonts w:ascii="Times New Roman" w:hAnsi="Times New Roman"/>
+                <w:b w:val="0"/>
+                <w:color w:val="000000"/>
+                <w:sz w:val="24"/>
+              </w:rPr>
+              <w:t>100</w:t>
+            </w:r>
+          </w:p>
+        </w:tc>
+        <w:tc>
+          <w:tcPr>
+            <w:tcW w:type="dxa" w:w="1234"/>
+          </w:tcPr>
+          <w:p>
+            <w:r>
+              <w:rPr>
+                <w:rFonts w:ascii="Times New Roman" w:hAnsi="Times New Roman"/>
+                <w:b w:val="0"/>
+                <w:color w:val="000000"/>
+                <w:sz w:val="24"/>
+              </w:rPr>
+              <w:t>380,000</w:t>
+            </w:r>
+          </w:p>
+        </w:tc>
+        <w:tc>
+          <w:tcPr>
+            <w:tcW w:type="dxa" w:w="1234"/>
+          </w:tcPr>
+          <w:p>
+            <w:r>
+              <w:rPr>
+                <w:rFonts w:ascii="Times New Roman" w:hAnsi="Times New Roman"/>
+                <w:b w:val="0"/>
+                <w:color w:val="000000"/>
+                <w:sz w:val="24"/>
+              </w:rPr>
+              <w:t>480,000</w:t>
+            </w:r>
+          </w:p>
+        </w:tc>
+        <w:tc>
+          <w:tcPr>
+            <w:tcW w:type="dxa" w:w="1234"/>
+          </w:tcPr>
+          <w:p>
+            <w:r>
+              <w:rPr>
+                <w:rFonts w:ascii="Times New Roman" w:hAnsi="Times New Roman"/>
+                <w:b w:val="0"/>
+                <w:color w:val="000000"/>
+                <w:sz w:val="24"/>
+              </w:rPr>
+              <w:t>2.19 h</w:t>
+            </w:r>
+          </w:p>
+        </w:tc>
+        <w:tc>
+          <w:tcPr>
+            <w:tcW w:type="dxa" w:w="1234"/>
+          </w:tcPr>
+          <w:p>
+            <w:r>
+              <w:rPr>
+                <w:rFonts w:ascii="Times New Roman" w:hAnsi="Times New Roman"/>
+                <w:b w:val="0"/>
+                <w:color w:val="000000"/>
+                <w:sz w:val="24"/>
+              </w:rPr>
+              <w:t>33,070</w:t>
+            </w:r>
+          </w:p>
+        </w:tc>
+        <w:tc>
+          <w:tcPr>
+            <w:tcW w:type="dxa" w:w="1234"/>
+          </w:tcPr>
+          <w:p>
+            <w:r>
+              <w:rPr>
+                <w:rFonts w:ascii="Times New Roman" w:hAnsi="Times New Roman"/>
+                <w:b w:val="0"/>
+                <w:color w:val="000000"/>
+                <w:sz w:val="24"/>
+              </w:rPr>
+              <w:t>45,476 +/- 2,093</w:t>
+            </w:r>
+          </w:p>
+        </w:tc>
+        <w:tc>
+          <w:tcPr>
+            <w:tcW w:type="dxa" w:w="1234"/>
+          </w:tcPr>
+          <w:p>
+            <w:r>
+              <w:rPr>
+                <w:rFonts w:ascii="Times New Roman" w:hAnsi="Times New Roman"/>
+                <w:b w:val="0"/>
+                <w:color w:val="000000"/>
+                <w:sz w:val="24"/>
+              </w:rPr>
+              <w:t>400,000</w:t>
+            </w:r>
+          </w:p>
+        </w:tc>
+      </w:tr>
+      <w:tr>
+        <w:tc>
+          <w:tcPr>
+            <w:tcW w:type="dxa" w:w="1234"/>
+          </w:tcPr>
+          <w:p>
+            <w:r>
+              <w:rPr>
+                <w:rFonts w:ascii="Times New Roman" w:hAnsi="Times New Roman"/>
+                <w:b w:val="0"/>
+                <w:color w:val="000000"/>
+                <w:sz w:val="24"/>
+              </w:rPr>
+              <w:t>101</w:t>
+            </w:r>
+          </w:p>
+        </w:tc>
+        <w:tc>
+          <w:tcPr>
+            <w:tcW w:type="dxa" w:w="1234"/>
+          </w:tcPr>
+          <w:p>
+            <w:r>
+              <w:rPr>
+                <w:rFonts w:ascii="Times New Roman" w:hAnsi="Times New Roman"/>
+                <w:b w:val="0"/>
+                <w:color w:val="000000"/>
+                <w:sz w:val="24"/>
+              </w:rPr>
+              <w:t>560,000</w:t>
+            </w:r>
+          </w:p>
+        </w:tc>
+        <w:tc>
+          <w:tcPr>
+            <w:tcW w:type="dxa" w:w="1234"/>
+          </w:tcPr>
+          <w:p>
+            <w:r>
+              <w:rPr>
+                <w:rFonts w:ascii="Times New Roman" w:hAnsi="Times New Roman"/>
+                <w:b w:val="0"/>
+                <w:color w:val="000000"/>
+                <w:sz w:val="24"/>
+              </w:rPr>
+              <w:t>660,000</w:t>
+            </w:r>
+          </w:p>
+        </w:tc>
+        <w:tc>
+          <w:tcPr>
+            <w:tcW w:type="dxa" w:w="1234"/>
+          </w:tcPr>
+          <w:p>
+            <w:r>
+              <w:rPr>
+                <w:rFonts w:ascii="Times New Roman" w:hAnsi="Times New Roman"/>
+                <w:b w:val="0"/>
+                <w:color w:val="000000"/>
+                <w:sz w:val="24"/>
+              </w:rPr>
+              <w:t>2.88 h</w:t>
+            </w:r>
+          </w:p>
+        </w:tc>
+        <w:tc>
+          <w:tcPr>
+            <w:tcW w:type="dxa" w:w="1234"/>
+          </w:tcPr>
+          <w:p>
+            <w:r>
+              <w:rPr>
+                <w:rFonts w:ascii="Times New Roman" w:hAnsi="Times New Roman"/>
+                <w:b w:val="0"/>
+                <w:color w:val="000000"/>
+                <w:sz w:val="24"/>
+              </w:rPr>
+              <w:t>33,650</w:t>
+            </w:r>
+          </w:p>
+        </w:tc>
+        <w:tc>
+          <w:tcPr>
+            <w:tcW w:type="dxa" w:w="1234"/>
+          </w:tcPr>
+          <w:p>
+            <w:r>
+              <w:rPr>
+                <w:rFonts w:ascii="Times New Roman" w:hAnsi="Times New Roman"/>
+                <w:b w:val="0"/>
+                <w:color w:val="000000"/>
+                <w:sz w:val="24"/>
+              </w:rPr>
+              <w:t>47,569 +/- 1,109</w:t>
+            </w:r>
+          </w:p>
+        </w:tc>
+        <w:tc>
+          <w:tcPr>
+            <w:tcW w:type="dxa" w:w="1234"/>
+          </w:tcPr>
+          <w:p>
+            <w:r>
+              <w:rPr>
+                <w:rFonts w:ascii="Times New Roman" w:hAnsi="Times New Roman"/>
+                <w:b w:val="0"/>
+                <w:color w:val="000000"/>
+                <w:sz w:val="24"/>
+              </w:rPr>
+              <w:t>630,000</w:t>
+            </w:r>
+          </w:p>
+        </w:tc>
+      </w:tr>
+      <w:tr>
+        <w:tc>
+          <w:tcPr>
+            <w:tcW w:type="dxa" w:w="1234"/>
+          </w:tcPr>
+          <w:p>
+            <w:r>
+              <w:rPr>
+                <w:rFonts w:ascii="Times New Roman" w:hAnsi="Times New Roman"/>
+                <w:b w:val="0"/>
+                <w:color w:val="000000"/>
+                <w:sz w:val="24"/>
+              </w:rPr>
+              <w:t>102</w:t>
+            </w:r>
+          </w:p>
+        </w:tc>
+        <w:tc>
+          <w:tcPr>
+            <w:tcW w:type="dxa" w:w="1234"/>
+          </w:tcPr>
+          <w:p>
+            <w:r>
+              <w:rPr>
+                <w:rFonts w:ascii="Times New Roman" w:hAnsi="Times New Roman"/>
+                <w:b w:val="0"/>
+                <w:color w:val="000000"/>
+                <w:sz w:val="24"/>
+              </w:rPr>
+              <w:t>810,000</w:t>
+            </w:r>
+          </w:p>
+        </w:tc>
+        <w:tc>
+          <w:tcPr>
+            <w:tcW w:type="dxa" w:w="1234"/>
+          </w:tcPr>
+          <w:p>
+            <w:r>
+              <w:rPr>
+                <w:rFonts w:ascii="Times New Roman" w:hAnsi="Times New Roman"/>
+                <w:b w:val="0"/>
+                <w:color w:val="000000"/>
+                <w:sz w:val="24"/>
+              </w:rPr>
+              <w:t>910,000</w:t>
+            </w:r>
+          </w:p>
+        </w:tc>
+        <w:tc>
+          <w:tcPr>
+            <w:tcW w:type="dxa" w:w="1234"/>
+          </w:tcPr>
+          <w:p>
+            <w:r>
+              <w:rPr>
+                <w:rFonts w:ascii="Times New Roman" w:hAnsi="Times New Roman"/>
+                <w:b w:val="0"/>
+                <w:color w:val="000000"/>
+                <w:sz w:val="24"/>
+              </w:rPr>
+              <w:t>3.69 h</w:t>
+            </w:r>
+          </w:p>
+        </w:tc>
+        <w:tc>
+          <w:tcPr>
+            <w:tcW w:type="dxa" w:w="1234"/>
+          </w:tcPr>
+          <w:p>
+            <w:r>
+              <w:rPr>
+                <w:rFonts w:ascii="Times New Roman" w:hAnsi="Times New Roman"/>
+                <w:b w:val="0"/>
+                <w:color w:val="000000"/>
+                <w:sz w:val="24"/>
+              </w:rPr>
+              <w:t>30,798</w:t>
+            </w:r>
+          </w:p>
+        </w:tc>
+        <w:tc>
+          <w:tcPr>
+            <w:tcW w:type="dxa" w:w="1234"/>
+          </w:tcPr>
+          <w:p>
+            <w:r>
+              <w:rPr>
+                <w:rFonts w:ascii="Times New Roman" w:hAnsi="Times New Roman"/>
+                <w:b w:val="0"/>
+                <w:color w:val="000000"/>
+                <w:sz w:val="24"/>
+              </w:rPr>
+              <w:t>45,978 +/- 1,064</w:t>
+            </w:r>
+          </w:p>
+        </w:tc>
+        <w:tc>
+          <w:tcPr>
+            <w:tcW w:type="dxa" w:w="1234"/>
+          </w:tcPr>
+          <w:p>
+            <w:r>
+              <w:rPr>
+                <w:rFonts w:ascii="Times New Roman" w:hAnsi="Times New Roman"/>
+                <w:b w:val="0"/>
+                <w:color w:val="000000"/>
+                <w:sz w:val="24"/>
+              </w:rPr>
+              <w:t>850,000</w:t>
+            </w:r>
+          </w:p>
+        </w:tc>
+      </w:tr>
+    </w:tbl>
+    <w:p>
+      <w:r>
+        <w:rPr>
+          <w:rFonts w:ascii="Times New Roman" w:hAnsi="Times New Roman"/>
+          <w:b w:val="0"/>
+          <w:color w:val="000000"/>
+          <w:sz w:val="24"/>
+        </w:rPr>
+        <w:t>All three seeds met the convergence rule and stopped on their own well before the deadline. There were no crashes or resumes. The curves stabilised at a worse level than the policy had at 30k-70k steps, which is where every seed reached its best validation tracking error. The first 60,000 steps fall within the original run-to-run noise band. This is a comparison, not a reproduction: the setpoint generator and the thread count differ from the original runs.</w:t>
+      </w:r>
+    </w:p>
+    <w:p>
+      <w:r>
+        <w:rPr>
+          <w:rFonts w:ascii="Times New Roman" w:hAnsi="Times New Roman"/>
+          <w:b/>
+          <w:color w:val="000000"/>
+          <w:sz w:val="24"/>
+        </w:rPr>
+        <w:t>12.4. Test-Grid Results (50 seeds x 2 day types, n_clusters = 50)</w:t>
+      </w:r>
+    </w:p>
+    <w:tbl>
+      <w:tblPr>
+        <w:tblW w:type="auto" w:w="0"/>
+        <w:tblLook w:firstColumn="1" w:firstRow="1" w:lastColumn="0" w:lastRow="0" w:noHBand="0" w:noVBand="1" w:val="04A0"/>
+      </w:tblPr>
+      <w:tblGrid>
+        <w:gridCol w:w="1728"/>
+        <w:gridCol w:w="1728"/>
+        <w:gridCol w:w="1728"/>
+        <w:gridCol w:w="1728"/>
+        <w:gridCol w:w="1728"/>
+      </w:tblGrid>
+      <w:tr>
+        <w:tc>
+          <w:tcPr>
+            <w:tcW w:type="dxa" w:w="1728"/>
+          </w:tcPr>
+          <w:p>
+            <w:r>
+              <w:rPr>
+                <w:rFonts w:ascii="Times New Roman" w:hAnsi="Times New Roman"/>
+                <w:b/>
+                <w:color w:val="000000"/>
+                <w:sz w:val="24"/>
+              </w:rPr>
+              <w:t>Checkpoint family (3-seed mean)</w:t>
+            </w:r>
+          </w:p>
+        </w:tc>
+        <w:tc>
+          <w:tcPr>
+            <w:tcW w:type="dxa" w:w="1728"/>
+          </w:tcPr>
+          <w:p>
+            <w:r>
+              <w:rPr>
+                <w:rFonts w:ascii="Times New Roman" w:hAnsi="Times New Roman"/>
+                <w:b/>
+                <w:color w:val="000000"/>
+                <w:sz w:val="24"/>
+              </w:rPr>
+              <w:t>Tracking error</w:t>
+            </w:r>
+          </w:p>
+        </w:tc>
+        <w:tc>
+          <w:tcPr>
+            <w:tcW w:type="dxa" w:w="1728"/>
+          </w:tcPr>
+          <w:p>
+            <w:r>
+              <w:rPr>
+                <w:rFonts w:ascii="Times New Roman" w:hAnsi="Times New Roman"/>
+                <w:b/>
+                <w:color w:val="000000"/>
+                <w:sz w:val="24"/>
+              </w:rPr>
+              <w:t>Overload (kWh)</w:t>
+            </w:r>
+          </w:p>
+        </w:tc>
+        <w:tc>
+          <w:tcPr>
+            <w:tcW w:type="dxa" w:w="1728"/>
+          </w:tcPr>
+          <w:p>
+            <w:r>
+              <w:rPr>
+                <w:rFonts w:ascii="Times New Roman" w:hAnsi="Times New Roman"/>
+                <w:b/>
+                <w:color w:val="000000"/>
+                <w:sz w:val="24"/>
+              </w:rPr>
+              <w:t>Avg. satisfaction</w:t>
+            </w:r>
+          </w:p>
+        </w:tc>
+        <w:tc>
+          <w:tcPr>
+            <w:tcW w:type="dxa" w:w="1728"/>
+          </w:tcPr>
+          <w:p>
+            <w:r>
+              <w:rPr>
+                <w:rFonts w:ascii="Times New Roman" w:hAnsi="Times New Roman"/>
+                <w:b/>
+                <w:color w:val="000000"/>
+                <w:sz w:val="24"/>
+              </w:rPr>
+              <w:t>ENS_rel range</w:t>
+            </w:r>
+          </w:p>
+        </w:tc>
+      </w:tr>
+      <w:tr>
+        <w:tc>
+          <w:tcPr>
+            <w:tcW w:type="dxa" w:w="1728"/>
+          </w:tcPr>
+          <w:p>
+            <w:r>
+              <w:rPr>
+                <w:rFonts w:ascii="Times New Roman" w:hAnsi="Times New Roman"/>
+                <w:b w:val="0"/>
+                <w:color w:val="000000"/>
+                <w:sz w:val="24"/>
+              </w:rPr>
+              <w:t>Original 60k (pre-fix, reference)</w:t>
+            </w:r>
+          </w:p>
+        </w:tc>
+        <w:tc>
+          <w:tcPr>
+            <w:tcW w:type="dxa" w:w="1728"/>
+          </w:tcPr>
+          <w:p>
+            <w:r>
+              <w:rPr>
+                <w:rFonts w:ascii="Times New Roman" w:hAnsi="Times New Roman"/>
+                <w:b w:val="0"/>
+                <w:color w:val="000000"/>
+                <w:sz w:val="24"/>
+              </w:rPr>
+              <w:t>33,447</w:t>
+            </w:r>
+          </w:p>
+        </w:tc>
+        <w:tc>
+          <w:tcPr>
+            <w:tcW w:type="dxa" w:w="1728"/>
+          </w:tcPr>
+          <w:p>
+            <w:r>
+              <w:rPr>
+                <w:rFonts w:ascii="Times New Roman" w:hAnsi="Times New Roman"/>
+                <w:b w:val="0"/>
+                <w:color w:val="000000"/>
+                <w:sz w:val="24"/>
+              </w:rPr>
+              <w:t>4.72</w:t>
+            </w:r>
+          </w:p>
+        </w:tc>
+        <w:tc>
+          <w:tcPr>
+            <w:tcW w:type="dxa" w:w="1728"/>
+          </w:tcPr>
+          <w:p>
+            <w:r>
+              <w:rPr>
+                <w:rFonts w:ascii="Times New Roman" w:hAnsi="Times New Roman"/>
+                <w:b w:val="0"/>
+                <w:color w:val="000000"/>
+                <w:sz w:val="24"/>
+              </w:rPr>
+              <w:t>98.13%</w:t>
+            </w:r>
+          </w:p>
+        </w:tc>
+        <w:tc>
+          <w:tcPr>
+            <w:tcW w:type="dxa" w:w="1728"/>
+          </w:tcPr>
+          <w:p>
+            <w:r>
+              <w:rPr>
+                <w:rFonts w:ascii="Times New Roman" w:hAnsi="Times New Roman"/>
+                <w:b w:val="0"/>
+                <w:color w:val="000000"/>
+                <w:sz w:val="24"/>
+              </w:rPr>
+              <w:t>8.56-9.98%</w:t>
+            </w:r>
+          </w:p>
+        </w:tc>
+      </w:tr>
+      <w:tr>
+        <w:tc>
+          <w:tcPr>
+            <w:tcW w:type="dxa" w:w="1728"/>
+          </w:tcPr>
+          <w:p>
+            <w:r>
+              <w:rPr>
+                <w:rFonts w:ascii="Times New Roman" w:hAnsi="Times New Roman"/>
+                <w:b w:val="0"/>
+                <w:color w:val="000000"/>
+                <w:sz w:val="24"/>
+              </w:rPr>
+              <w:t>New run 60k (primary comparator)</w:t>
+            </w:r>
+          </w:p>
+        </w:tc>
+        <w:tc>
+          <w:tcPr>
+            <w:tcW w:type="dxa" w:w="1728"/>
+          </w:tcPr>
+          <w:p>
+            <w:r>
+              <w:rPr>
+                <w:rFonts w:ascii="Times New Roman" w:hAnsi="Times New Roman"/>
+                <w:b w:val="0"/>
+                <w:color w:val="000000"/>
+                <w:sz w:val="24"/>
+              </w:rPr>
+              <w:t>32,509</w:t>
+            </w:r>
+          </w:p>
+        </w:tc>
+        <w:tc>
+          <w:tcPr>
+            <w:tcW w:type="dxa" w:w="1728"/>
+          </w:tcPr>
+          <w:p>
+            <w:r>
+              <w:rPr>
+                <w:rFonts w:ascii="Times New Roman" w:hAnsi="Times New Roman"/>
+                <w:b w:val="0"/>
+                <w:color w:val="000000"/>
+                <w:sz w:val="24"/>
+              </w:rPr>
+              <w:t>6.08</w:t>
+            </w:r>
+          </w:p>
+        </w:tc>
+        <w:tc>
+          <w:tcPr>
+            <w:tcW w:type="dxa" w:w="1728"/>
+          </w:tcPr>
+          <w:p>
+            <w:r>
+              <w:rPr>
+                <w:rFonts w:ascii="Times New Roman" w:hAnsi="Times New Roman"/>
+                <w:b w:val="0"/>
+                <w:color w:val="000000"/>
+                <w:sz w:val="24"/>
+              </w:rPr>
+              <w:t>97.82%</w:t>
+            </w:r>
+          </w:p>
+        </w:tc>
+        <w:tc>
+          <w:tcPr>
+            <w:tcW w:type="dxa" w:w="1728"/>
+          </w:tcPr>
+          <w:p>
+            <w:r>
+              <w:rPr>
+                <w:rFonts w:ascii="Times New Roman" w:hAnsi="Times New Roman"/>
+                <w:b w:val="0"/>
+                <w:color w:val="000000"/>
+                <w:sz w:val="24"/>
+              </w:rPr>
+              <w:t>3.91-20.04%</w:t>
+            </w:r>
+          </w:p>
+        </w:tc>
+      </w:tr>
+      <w:tr>
+        <w:tc>
+          <w:tcPr>
+            <w:tcW w:type="dxa" w:w="1728"/>
+          </w:tcPr>
+          <w:p>
+            <w:r>
+              <w:rPr>
+                <w:rFonts w:ascii="Times New Roman" w:hAnsi="Times New Roman"/>
+                <w:b w:val="0"/>
+                <w:color w:val="000000"/>
+                <w:sz w:val="24"/>
+              </w:rPr>
+              <w:t>Extended, primary checkpoint</w:t>
+            </w:r>
+          </w:p>
+        </w:tc>
+        <w:tc>
+          <w:tcPr>
+            <w:tcW w:type="dxa" w:w="1728"/>
+          </w:tcPr>
+          <w:p>
+            <w:r>
+              <w:rPr>
+                <w:rFonts w:ascii="Times New Roman" w:hAnsi="Times New Roman"/>
+                <w:b w:val="0"/>
+                <w:color w:val="000000"/>
+                <w:sz w:val="24"/>
+              </w:rPr>
+              <w:t>43,211</w:t>
+            </w:r>
+          </w:p>
+        </w:tc>
+        <w:tc>
+          <w:tcPr>
+            <w:tcW w:type="dxa" w:w="1728"/>
+          </w:tcPr>
+          <w:p>
+            <w:r>
+              <w:rPr>
+                <w:rFonts w:ascii="Times New Roman" w:hAnsi="Times New Roman"/>
+                <w:b w:val="0"/>
+                <w:color w:val="000000"/>
+                <w:sz w:val="24"/>
+              </w:rPr>
+              <w:t>6.82</w:t>
+            </w:r>
+          </w:p>
+        </w:tc>
+        <w:tc>
+          <w:tcPr>
+            <w:tcW w:type="dxa" w:w="1728"/>
+          </w:tcPr>
+          <w:p>
+            <w:r>
+              <w:rPr>
+                <w:rFonts w:ascii="Times New Roman" w:hAnsi="Times New Roman"/>
+                <w:b w:val="0"/>
+                <w:color w:val="000000"/>
+                <w:sz w:val="24"/>
+              </w:rPr>
+              <w:t>99.64%</w:t>
+            </w:r>
+          </w:p>
+        </w:tc>
+        <w:tc>
+          <w:tcPr>
+            <w:tcW w:type="dxa" w:w="1728"/>
+          </w:tcPr>
+          <w:p>
+            <w:r>
+              <w:rPr>
+                <w:rFonts w:ascii="Times New Roman" w:hAnsi="Times New Roman"/>
+                <w:b w:val="0"/>
+                <w:color w:val="000000"/>
+                <w:sz w:val="24"/>
+              </w:rPr>
+              <w:t>1.61-2.20%</w:t>
+            </w:r>
+          </w:p>
+        </w:tc>
+      </w:tr>
+      <w:tr>
+        <w:tc>
+          <w:tcPr>
+            <w:tcW w:type="dxa" w:w="1728"/>
+          </w:tcPr>
+          <w:p>
+            <w:r>
+              <w:rPr>
+                <w:rFonts w:ascii="Times New Roman" w:hAnsi="Times New Roman"/>
+                <w:b w:val="0"/>
+                <w:color w:val="000000"/>
+                <w:sz w:val="24"/>
+              </w:rPr>
+              <w:t>Extended, last checkpoint</w:t>
+            </w:r>
+          </w:p>
+        </w:tc>
+        <w:tc>
+          <w:tcPr>
+            <w:tcW w:type="dxa" w:w="1728"/>
+          </w:tcPr>
+          <w:p>
+            <w:r>
+              <w:rPr>
+                <w:rFonts w:ascii="Times New Roman" w:hAnsi="Times New Roman"/>
+                <w:b w:val="0"/>
+                <w:color w:val="000000"/>
+                <w:sz w:val="24"/>
+              </w:rPr>
+              <w:t>46,243</w:t>
+            </w:r>
+          </w:p>
+        </w:tc>
+        <w:tc>
+          <w:tcPr>
+            <w:tcW w:type="dxa" w:w="1728"/>
+          </w:tcPr>
+          <w:p>
+            <w:r>
+              <w:rPr>
+                <w:rFonts w:ascii="Times New Roman" w:hAnsi="Times New Roman"/>
+                <w:b w:val="0"/>
+                <w:color w:val="000000"/>
+                <w:sz w:val="24"/>
+              </w:rPr>
+              <w:t>7.95</w:t>
+            </w:r>
+          </w:p>
+        </w:tc>
+        <w:tc>
+          <w:tcPr>
+            <w:tcW w:type="dxa" w:w="1728"/>
+          </w:tcPr>
+          <w:p>
+            <w:r>
+              <w:rPr>
+                <w:rFonts w:ascii="Times New Roman" w:hAnsi="Times New Roman"/>
+                <w:b w:val="0"/>
+                <w:color w:val="000000"/>
+                <w:sz w:val="24"/>
+              </w:rPr>
+              <w:t>99.81%</w:t>
+            </w:r>
+          </w:p>
+        </w:tc>
+        <w:tc>
+          <w:tcPr>
+            <w:tcW w:type="dxa" w:w="1728"/>
+          </w:tcPr>
+          <w:p>
+            <w:r>
+              <w:rPr>
+                <w:rFonts w:ascii="Times New Roman" w:hAnsi="Times New Roman"/>
+                <w:b w:val="0"/>
+                <w:color w:val="000000"/>
+                <w:sz w:val="24"/>
+              </w:rPr>
+              <w:t>0.92-1.70%</w:t>
+            </w:r>
+          </w:p>
+        </w:tc>
+      </w:tr>
+      <w:tr>
+        <w:tc>
+          <w:tcPr>
+            <w:tcW w:type="dxa" w:w="1728"/>
+          </w:tcPr>
+          <w:p>
+            <w:r>
+              <w:rPr>
+                <w:rFonts w:ascii="Times New Roman" w:hAnsi="Times New Roman"/>
+                <w:b w:val="0"/>
+                <w:color w:val="000000"/>
+                <w:sz w:val="24"/>
+              </w:rPr>
+              <w:t>Round Robin</w:t>
+            </w:r>
+          </w:p>
+        </w:tc>
+        <w:tc>
+          <w:tcPr>
+            <w:tcW w:type="dxa" w:w="1728"/>
+          </w:tcPr>
+          <w:p>
+            <w:r>
+              <w:rPr>
+                <w:rFonts w:ascii="Times New Roman" w:hAnsi="Times New Roman"/>
+                <w:b w:val="0"/>
+                <w:color w:val="000000"/>
+                <w:sz w:val="24"/>
+              </w:rPr>
+              <w:t>13,581</w:t>
+            </w:r>
+          </w:p>
+        </w:tc>
+        <w:tc>
+          <w:tcPr>
+            <w:tcW w:type="dxa" w:w="1728"/>
+          </w:tcPr>
+          <w:p>
+            <w:r>
+              <w:rPr>
+                <w:rFonts w:ascii="Times New Roman" w:hAnsi="Times New Roman"/>
+                <w:b w:val="0"/>
+                <w:color w:val="000000"/>
+                <w:sz w:val="24"/>
+              </w:rPr>
+              <w:t>0.00</w:t>
+            </w:r>
+          </w:p>
+        </w:tc>
+        <w:tc>
+          <w:tcPr>
+            <w:tcW w:type="dxa" w:w="1728"/>
+          </w:tcPr>
+          <w:p>
+            <w:r>
+              <w:rPr>
+                <w:rFonts w:ascii="Times New Roman" w:hAnsi="Times New Roman"/>
+                <w:b w:val="0"/>
+                <w:color w:val="000000"/>
+                <w:sz w:val="24"/>
+              </w:rPr>
+              <w:t>99.91%</w:t>
+            </w:r>
+          </w:p>
+        </w:tc>
+        <w:tc>
+          <w:tcPr>
+            <w:tcW w:type="dxa" w:w="1728"/>
+          </w:tcPr>
+          <w:p>
+            <w:r>
+              <w:rPr>
+                <w:rFonts w:ascii="Times New Roman" w:hAnsi="Times New Roman"/>
+                <w:b w:val="0"/>
+                <w:color w:val="000000"/>
+                <w:sz w:val="24"/>
+              </w:rPr>
+              <w:t>0.47%</w:t>
+            </w:r>
+          </w:p>
+        </w:tc>
+      </w:tr>
+    </w:tbl>
+    <w:p>
+      <w:r>
+        <w:rPr>
+          <w:rFonts w:ascii="Times New Roman" w:hAnsi="Times New Roman"/>
+          <w:b w:val="0"/>
+          <w:color w:val="000000"/>
+          <w:sz w:val="24"/>
+        </w:rPr>
+        <w:t>Extended primary vs. new-run 60k (paired cluster bootstrap, 95% CI):</w:t>
+      </w:r>
+    </w:p>
+    <w:p>
+      <w:r>
+        <w:rPr>
+          <w:rFonts w:ascii="Times New Roman" w:hAnsi="Times New Roman"/>
+          <w:b w:val="0"/>
+          <w:color w:val="000000"/>
+          <w:sz w:val="24"/>
+        </w:rPr>
+        <w:t>- tracking error +10,701 [+9,042, +12,472];</w:t>
+      </w:r>
+    </w:p>
+    <w:p>
+      <w:r>
+        <w:rPr>
+          <w:rFonts w:ascii="Times New Roman" w:hAnsi="Times New Roman"/>
+          <w:b w:val="0"/>
+          <w:color w:val="000000"/>
+          <w:sz w:val="24"/>
+        </w:rPr>
+        <w:t>- overload +0.74 kWh [-1.98, +3.40];</w:t>
+      </w:r>
+    </w:p>
+    <w:p>
+      <w:r>
+        <w:rPr>
+          <w:rFonts w:ascii="Times New Roman" w:hAnsi="Times New Roman"/>
+          <w:b w:val="0"/>
+          <w:color w:val="000000"/>
+          <w:sz w:val="24"/>
+        </w:rPr>
+        <w:t>- average satisfaction +0.018 [+0.016, +0.021].</w:t>
+      </w:r>
+    </w:p>
+    <w:p>
+      <w:r>
+        <w:rPr>
+          <w:rFonts w:ascii="Times New Roman" w:hAnsi="Times New Roman"/>
+          <w:b w:val="0"/>
+          <w:color w:val="000000"/>
+          <w:sz w:val="24"/>
+        </w:rPr>
+        <w:t>Extended primary vs. Round Robin: tracking error +29,629, overload +6.82 kWh, satisfaction -0.0027, with every CI excluding zero. One new-run 60k checkpoint (seed 101) fails the &lt;15% energy-not-served target (20.04%, CI upper bound 22.85%). Across training seeds, the spread of tracking error went from 8.3% to 7.3% and the spread of overload from 30.8% to 82.9%.</w:t>
+      </w:r>
+    </w:p>
+    <w:p>
+      <w:r>
+        <w:rPr>
+          <w:rFonts w:ascii="Times New Roman" w:hAnsi="Times New Roman"/>
+          <w:b/>
+          <w:color w:val="000000"/>
+          <w:sz w:val="24"/>
+        </w:rPr>
+        <w:t>12.5. Verdict</w:t>
+      </w:r>
+    </w:p>
+    <w:p>
+      <w:r>
+        <w:rPr>
+          <w:rFonts w:ascii="Times New Roman" w:hAnsi="Times New Roman"/>
+          <w:b w:val="0"/>
+          <w:color w:val="000000"/>
+          <w:sz w:val="24"/>
+        </w:rPr>
+        <w:t>- Extended training did not improve the selection criterion. Test tracking error is worse than the same seed's new-run 60k checkpoint for all three seeds: +13,241 / +10,243 / +8,620, every 95% cluster-bootstrap CI excluding zero, n_clusters = 50. The convergence rule detected a plateau, not an improvement.</w:t>
+      </w:r>
+    </w:p>
+    <w:p>
+      <w:r>
+        <w:rPr>
+          <w:rFonts w:ascii="Times New Roman" w:hAnsi="Times New Roman"/>
+          <w:b w:val="0"/>
+          <w:color w:val="000000"/>
+          <w:sz w:val="24"/>
+        </w:rPr>
+        <w:t>- User outcomes improved and their across-seed spread shrank. Average satisfaction +0.018 [+0.016, +0.021]. ENS_rel fell from 3.9-20.0% to 1.6-2.2%, with its range across seeds going from 16.1 to 0.6 pp. Overload did not change significantly (+0.74 kWh [-1.98, +3.40]).</w:t>
+      </w:r>
+    </w:p>
+    <w:p>
+      <w:r>
+        <w:rPr>
+          <w:rFonts w:ascii="Times New Roman" w:hAnsi="Times New Roman"/>
+          <w:b w:val="0"/>
+          <w:color w:val="000000"/>
+          <w:sz w:val="24"/>
+        </w:rPr>
+        <w:t>- Interpretation, verified against the data: the extended policies deliver more energy (+18.6 kWh/day [+15.9, +21.2]) and achieve a BETTER total training reward (+3,997 [+2,340, +5,790]). Extended training optimised its own reward better, and that reward values satisfaction over setpoint tracking. The proposed wording 'rather than reaching a better reward' was not supported by the data and was dropped.</w:t>
+      </w:r>
+    </w:p>
+    <w:p>
+      <w:r>
+        <w:rPr>
+          <w:rFonts w:ascii="Times New Roman" w:hAnsi="Times New Roman"/>
+          <w:b w:val="0"/>
+          <w:color w:val="000000"/>
+          <w:sz w:val="24"/>
+        </w:rPr>
+        <w:t>- Round Robin has lower tracking error and overload than every implementable arm (all CIs exclude zero). The gap is not a budget artefact for the one arm that was extended (about 14x its original budget). The Round Robin recommendation stands.</w:t>
+      </w:r>
+    </w:p>
+    <w:p>
+      <w:r>
+        <w:rPr>
+          <w:rFonts w:ascii="Times New Roman" w:hAnsi="Times New Roman"/>
+          <w:b/>
+          <w:color w:val="000000"/>
+          <w:sz w:val="24"/>
+        </w:rPr>
+        <w:t>12.6. Final RL Model (Author's Decision)</w:t>
+      </w:r>
+    </w:p>
+    <w:p>
+      <w:r>
+        <w:rPr>
+          <w:rFonts w:ascii="Times New Roman" w:hAnsi="Times New Roman"/>
+          <w:b w:val="0"/>
+          <w:color w:val="000000"/>
+          <w:sz w:val="24"/>
+        </w:rPr>
+        <w:t>The single RL model for the rest of the thesis is TD3_vanilla extended, training seed 102, primary checkpoint at 850,000 steps (validation tracking error 40,378, against 42,531 for seed 100 and 46,554 for seed 101). It is kept for four reasons: the advisor's request for one stabilised model; the lowest overload of all 15 TD3 checkpoints (3.58 kWh/day); its ENS_rel of 2.20% and average satisfaction of 99.59%; and being the longest-trained seed. Its worse tracking than its own 60k checkpoint (41,195 against 32,575, +8,620 [+6,877, +10,419]) is declared as the accepted trade-off.</w:t>
+      </w:r>
+    </w:p>
+    <w:p>
+      <w:r>
+        <w:rPr>
+          <w:rFonts w:ascii="Times New Roman" w:hAnsi="Times New Roman"/>
+          <w:b/>
+          <w:color w:val="000000"/>
+          <w:sz w:val="24"/>
+        </w:rPr>
+        <w:t>12.7. Limitations</w:t>
+      </w:r>
+    </w:p>
+    <w:p>
+      <w:r>
+        <w:rPr>
+          <w:rFonts w:ascii="Times New Roman" w:hAnsi="Times New Roman"/>
+          <w:b w:val="0"/>
+          <w:color w:val="000000"/>
+          <w:sz w:val="24"/>
+        </w:rPr>
+        <w:t>- The Week 3-5 RL models were trained before the power-setpoint fix and evaluated after it. The new-run 60k checkpoints are statistically indistinguishable from them on tracking error (-937, CI [-2,125, +236]).</w:t>
+      </w:r>
+    </w:p>
+    <w:p>
+      <w:r>
+        <w:rPr>
+          <w:rFonts w:ascii="Times New Roman" w:hAnsi="Times New Roman"/>
+          <w:b w:val="0"/>
+          <w:color w:val="000000"/>
+          <w:sz w:val="24"/>
+        </w:rPr>
+        <w:t>- Training ran on a laptop CPU for 2.2-3.7 h per seed (480k-910k steps). The reference papers trained for 5-48 h on HPC, so no equivalence is claimed.</w:t>
+      </w:r>
+    </w:p>
+    <w:p>
+      <w:r>
+        <w:rPr>
+          <w:rFonts w:ascii="Times New Roman" w:hAnsi="Times New Roman"/>
+          <w:b w:val="0"/>
+          <w:color w:val="000000"/>
+          <w:sz w:val="24"/>
+        </w:rPr>
+        <w:t>- Convergence means the validation criterion stopped changing, not that the policy improved. The thresholds are empirically set.</w:t>
+      </w:r>
+    </w:p>
+    <w:p>
+      <w:r>
+        <w:rPr>
+          <w:rFonts w:ascii="Times New Roman" w:hAnsi="Times New Roman"/>
+          <w:b/>
+          <w:color w:val="000000"/>
+          <w:sz w:val="24"/>
+        </w:rPr>
+        <w:t>13. Week 7 -- Objective 4: Infrastructure Guidelines on the Grid-Enabled Model</w:t>
+      </w:r>
+    </w:p>
+    <w:p>
+      <w:r>
+        <w:rPr>
+          <w:rFonts w:ascii="Times New Roman" w:hAnsi="Times New Roman"/>
+          <w:b/>
+          <w:color w:val="000000"/>
+          <w:sz w:val="24"/>
+        </w:rPr>
+        <w:t>13.1. Objective and Model</w:t>
+      </w:r>
+    </w:p>
+    <w:p>
+      <w:r>
+        <w:rPr>
+          <w:rFonts w:ascii="Times New Roman" w:hAnsi="Times New Roman"/>
+          <w:b w:val="0"/>
+          <w:color w:val="000000"/>
+          <w:sz w:val="24"/>
+        </w:rPr>
+        <w:t>The reference station (8 ports, 100 kW transformer) was placed on bus 27, the electrically farthest bus, of EV2Gym's 34-node feeder (RL-ADN network, not validated against the IEEE data). Five arms were run on five growth settings, 50 scenario seeds x 2 day types each: AFAP, Round Robin, MPC_TrackingG2V, the final RL model (TD3 extended, seed 102) and the tracking oracle. Axis 1 raises the station demand (spawn multiplier 1.0/1.3/1.6x); Axis 2 raises the feeder's background load (1.0/1.3/1.6). Statistics use the paired cluster bootstrap over scenario seeds (n_clusters = 50).</w:t>
+      </w:r>
+    </w:p>
+    <w:p>
+      <w:r>
+        <w:rPr>
+          <w:rFonts w:ascii="Times New Roman" w:hAnsi="Times New Roman"/>
+          <w:b/>
+          <w:color w:val="000000"/>
+          <w:sz w:val="24"/>
+        </w:rPr>
+        <w:t>13.2. Validation of the Grid-Enabled Model</w:t>
+      </w:r>
+    </w:p>
+    <w:p>
+      <w:r>
+        <w:rPr>
+          <w:rFonts w:ascii="Times New Roman" w:hAnsi="Times New Roman"/>
+          <w:b w:val="0"/>
+          <w:color w:val="000000"/>
+          <w:sz w:val="24"/>
+        </w:rPr>
+        <w:t>At the base setting, every grid row equals the non-grid row of the same arm, seed and day on every station metric (maximum absolute difference 0 over 500 cells and 5 arms). The grid adds voltage and changes nothing else. The final RL model sees bit-identical observations under the grid. EV2Gym has no key to place a station on a bus; a wrapper outside the library was needed, because otherwise the 8 stations would be spread over 8 buses with 800 kW of transformers.</w:t>
+      </w:r>
+    </w:p>
+    <w:p>
+      <w:r>
+        <w:rPr>
+          <w:rFonts w:ascii="Times New Roman" w:hAnsi="Times New Roman"/>
+          <w:b w:val="0"/>
+          <w:color w:val="000000"/>
+          <w:sz w:val="24"/>
+        </w:rPr>
+        <w:t>Voltage band: EV2Gym measures 0.95-1.05 p.u. (+/-5%). The metric first trips at load multiplier 0.8. At the nominal load, the feeder is already outside the band at bus 27 with the station idle, so voltage is reported only as the station's increment over the idle station of the same cell. No absolute RETIE compliance claim is made.</w:t>
+      </w:r>
+    </w:p>
+    <w:p>
+      <w:r>
+        <w:rPr>
+          <w:rFonts w:ascii="Times New Roman" w:hAnsi="Times New Roman"/>
+          <w:b/>
+          <w:color w:val="000000"/>
+          <w:sz w:val="24"/>
+        </w:rPr>
+        <w:t>13.3. Results by Guideline</w:t>
+      </w:r>
+    </w:p>
+    <w:p>
+      <w:r>
+        <w:rPr>
+          <w:rFonts w:ascii="Times New Roman" w:hAnsi="Times New Roman"/>
+          <w:b w:val="0"/>
+          <w:color w:val="000000"/>
+          <w:sz w:val="24"/>
+        </w:rPr>
+        <w:t>- base: Round Robin satisfaction 99.91% [99.85, 99.96], overload 0.00 kWh/day; AFAP overloads in 28/50 seeds, 95th-percentile peak 172.7 kW (next standard size 225 kVA); final RL tracking error 41,195 vs Round Robin 13,581; station-attributable out-of-band samples: AFAP 3.51 [2.92, 4.11], Round Robin 2.71 [2.23, 3.24]; feeder out of band with the station idle in 78/100 cells; Round Robin concedes 552 COP/day vs AFAP [274, 874].</w:t>
+      </w:r>
+    </w:p>
+    <w:p>
+      <w:r>
+        <w:rPr>
+          <w:rFonts w:ascii="Times New Roman" w:hAnsi="Times New Roman"/>
+          <w:b w:val="0"/>
+          <w:color w:val="000000"/>
+          <w:sz w:val="24"/>
+        </w:rPr>
+        <w:t>- spawn1.3: Round Robin satisfaction 99.89% [99.83, 99.94], overload 0.00 kWh/day; AFAP overloads in 42/50 seeds, 95th-percentile peak 191.9 kW (next standard size 225 kVA); final RL tracking error 48,531 vs Round Robin 16,179; station-attributable out-of-band samples: AFAP 4.23 [3.47, 5.00], Round Robin 4.01 [3.43, 4.59]; feeder out of band with the station idle in 84/100 cells; Round Robin concedes 800 COP/day vs AFAP [472, 1,176].</w:t>
+      </w:r>
+    </w:p>
+    <w:p>
+      <w:r>
+        <w:rPr>
+          <w:rFonts w:ascii="Times New Roman" w:hAnsi="Times New Roman"/>
+          <w:b w:val="0"/>
+          <w:color w:val="000000"/>
+          <w:sz w:val="24"/>
+        </w:rPr>
+        <w:t>- spawn1.6: Round Robin satisfaction 99.93% [99.88, 99.97], overload 0.00 kWh/day; AFAP overloads in 39/50 seeds, 95th-percentile peak 189.1 kW (next standard size 225 kVA); final RL tracking error 51,690 vs Round Robin 18,250; station-attributable out-of-band samples: AFAP 4.26 [3.56, 5.02], Round Robin 4.08 [3.46, 4.71]; feeder out of band with the station idle in 86/100 cells; Round Robin concedes 556 COP/day vs AFAP [261, 921].</w:t>
+      </w:r>
+    </w:p>
+    <w:p>
+      <w:r>
+        <w:rPr>
+          <w:rFonts w:ascii="Times New Roman" w:hAnsi="Times New Roman"/>
+          <w:b w:val="0"/>
+          <w:color w:val="000000"/>
+          <w:sz w:val="24"/>
+        </w:rPr>
+        <w:t>- load1.3: Round Robin satisfaction 99.91% [99.85, 99.96], overload 0.00 kWh/day; AFAP overloads in 28/50 seeds, 95th-percentile peak 172.7 kW (next standard size 225 kVA); final RL tracking error 41,195 vs Round Robin 13,581; station-attributable out-of-band samples: AFAP 4.33 [3.78, 4.92], Round Robin 4.19 [3.65, 4.74]; feeder out of band with the station idle in 100/100 cells; Round Robin concedes 552 COP/day vs AFAP [274, 874].</w:t>
+      </w:r>
+    </w:p>
+    <w:p>
+      <w:r>
+        <w:rPr>
+          <w:rFonts w:ascii="Times New Roman" w:hAnsi="Times New Roman"/>
+          <w:b w:val="0"/>
+          <w:color w:val="000000"/>
+          <w:sz w:val="24"/>
+        </w:rPr>
+        <w:t>- load1.6: Round Robin satisfaction 99.91% [99.85, 99.96], overload 0.00 kWh/day; AFAP overloads in 28/50 seeds, 95th-percentile peak 172.7 kW (next standard size 225 kVA); final RL tracking error 41,195 vs Round Robin 13,581; station-attributable out-of-band samples: AFAP 4.20 [3.64, 4.81], Round Robin 4.09 [3.55, 4.66]; feeder out of band with the station idle in 100/100 cells; Round Robin concedes 552 COP/day vs AFAP [274, 874].</w:t>
+      </w:r>
+    </w:p>
+    <w:p>
+      <w:r>
+        <w:rPr>
+          <w:rFonts w:ascii="Times New Roman" w:hAnsi="Times New Roman"/>
+          <w:b/>
+          <w:color w:val="000000"/>
+          <w:sz w:val="24"/>
+        </w:rPr>
+        <w:t>13.4. Target Compliance</w:t>
+      </w:r>
+    </w:p>
+    <w:p>
+      <w:r>
+        <w:rPr>
+          <w:rFonts w:ascii="Times New Roman" w:hAnsi="Times New Roman"/>
+          <w:b w:val="0"/>
+          <w:color w:val="000000"/>
+          <w:sz w:val="24"/>
+        </w:rPr>
+        <w:t>- base: ChargeAsFastAsPossible: sat Y, ENS Y, voltage-increment 74/100 cells; RoundRobin: sat Y, ENS Y, voltage-increment 70/100 cells; MPC_TrackingG2V: sat Y, ENS Y, voltage-increment 73/100 cells; TD3_vanilla_extended_ts102: sat Y, ENS Y, voltage-increment 73/100 cells; Optimal_Oracle_Tracking: sat Y, ENS Y, voltage-increment 70/100 cells.</w:t>
+      </w:r>
+    </w:p>
+    <w:p>
+      <w:r>
+        <w:rPr>
+          <w:rFonts w:ascii="Times New Roman" w:hAnsi="Times New Roman"/>
+          <w:b w:val="0"/>
+          <w:color w:val="000000"/>
+          <w:sz w:val="24"/>
+        </w:rPr>
+        <w:t>- spawn1.3: ChargeAsFastAsPossible: sat Y, ENS Y, voltage-increment 81/100 cells; RoundRobin: sat Y, ENS Y, voltage-increment 85/100 cells; MPC_TrackingG2V: sat Y, ENS Y, voltage-increment 86/100 cells; TD3_vanilla_extended_ts102: sat Y, ENS Y, voltage-increment 82/100 cells; Optimal_Oracle_Tracking: sat Y, ENS Y, voltage-increment 85/100 cells.</w:t>
+      </w:r>
+    </w:p>
+    <w:p>
+      <w:r>
+        <w:rPr>
+          <w:rFonts w:ascii="Times New Roman" w:hAnsi="Times New Roman"/>
+          <w:b w:val="0"/>
+          <w:color w:val="000000"/>
+          <w:sz w:val="24"/>
+        </w:rPr>
+        <w:t>- spawn1.6: ChargeAsFastAsPossible: sat Y, ENS Y, voltage-increment 79/100 cells; RoundRobin: sat Y, ENS Y, voltage-increment 85/100 cells; MPC_TrackingG2V: sat Y, ENS Y, voltage-increment 88/100 cells; TD3_vanilla_extended_ts102: sat Y, ENS Y, voltage-increment 83/100 cells; Optimal_Oracle_Tracking: sat Y, ENS Y, voltage-increment 87/100 cells.</w:t>
+      </w:r>
+    </w:p>
+    <w:p>
+      <w:r>
+        <w:rPr>
+          <w:rFonts w:ascii="Times New Roman" w:hAnsi="Times New Roman"/>
+          <w:b w:val="0"/>
+          <w:color w:val="000000"/>
+          <w:sz w:val="24"/>
+        </w:rPr>
+        <w:t>- load1.3: ChargeAsFastAsPossible: sat Y, ENS Y, voltage-increment 93/100 cells; RoundRobin: sat Y, ENS Y, voltage-increment 89/100 cells; MPC_TrackingG2V: sat Y, ENS Y, voltage-increment 92/100 cells; TD3_vanilla_extended_ts102: sat Y, ENS Y, voltage-increment 92/100 cells; Optimal_Oracle_Tracking: sat Y, ENS Y, voltage-increment 93/100 cells.</w:t>
+      </w:r>
+    </w:p>
+    <w:p>
+      <w:r>
+        <w:rPr>
+          <w:rFonts w:ascii="Times New Roman" w:hAnsi="Times New Roman"/>
+          <w:b w:val="0"/>
+          <w:color w:val="000000"/>
+          <w:sz w:val="24"/>
+        </w:rPr>
+        <w:t>- load1.6: ChargeAsFastAsPossible: sat Y, ENS Y, voltage-increment 94/100 cells; RoundRobin: sat Y, ENS Y, voltage-increment 91/100 cells; MPC_TrackingG2V: sat Y, ENS Y, voltage-increment 92/100 cells; TD3_vanilla_extended_ts102: sat Y, ENS Y, voltage-increment 92/100 cells; Optimal_Oracle_Tracking: sat Y, ENS Y, voltage-increment 94/100 cells.</w:t>
+      </w:r>
+    </w:p>
+    <w:p>
+      <w:r>
+        <w:rPr>
+          <w:rFonts w:ascii="Times New Roman" w:hAnsi="Times New Roman"/>
+          <w:b w:val="0"/>
+          <w:color w:val="000000"/>
+          <w:sz w:val="24"/>
+        </w:rPr>
+        <w:t>Full argument, tables and figures (f15-f17): thesis_docs/chapters/06_infrastructure.md.</w:t>
+      </w:r>
+    </w:p>
+    <w:p>
+      <w:r>
+        <w:rPr>
+          <w:rFonts w:ascii="Times New Roman" w:hAnsi="Times New Roman"/>
+          <w:b/>
+          <w:color w:val="000000"/>
+          <w:sz w:val="24"/>
+        </w:rPr>
+        <w:t>14. Week 7 -- Objective 5: Replicability in Medellin</w:t>
+      </w:r>
+    </w:p>
+    <w:p>
+      <w:r>
+        <w:rPr>
+          <w:rFonts w:ascii="Times New Roman" w:hAnsi="Times New Roman"/>
+          <w:b/>
+          <w:color w:val="000000"/>
+          <w:sz w:val="24"/>
+        </w:rPr>
+        <w:t>14.1. City, Data and Invariants</w:t>
+      </w:r>
+    </w:p>
+    <w:p>
+      <w:r>
+        <w:rPr>
+          <w:rFonts w:ascii="Times New Roman" w:hAnsi="Times New Roman"/>
+          <w:b w:val="0"/>
+          <w:color w:val="000000"/>
+          <w:sz w:val="24"/>
+        </w:rPr>
+        <w:t>Medellin (EPM). Source: EPM regulated-market tariff sheet, September 2026, accessed 2026-10-05. Nivel II commercial with contribution: Punta 923.92 and Fuera de Punta 917.58 COP/kWh. Without contribution: 769.94 / 764.65. Both Week 5 invariants hold (component sum; 1.20x contribution). EPM publishes no EV charging price, so Bogota's 1,450 COP/kWh is used only as a labelled sensitivity. The intraday spread is 0.69%, against 1.57% in Bogota.</w:t>
+      </w:r>
+    </w:p>
+    <w:p>
+      <w:r>
+        <w:rPr>
+          <w:rFonts w:ascii="Times New Roman" w:hAnsi="Times New Roman"/>
+          <w:b/>
+          <w:color w:val="000000"/>
+          <w:sz w:val="24"/>
+        </w:rPr>
+        <w:t>14.2. Tariff Transfer</w:t>
+      </w:r>
+    </w:p>
+    <w:p>
+      <w:r>
+        <w:rPr>
+          <w:rFonts w:ascii="Times New Roman" w:hAnsi="Times New Roman"/>
+          <w:b w:val="0"/>
+          <w:color w:val="000000"/>
+          <w:sz w:val="24"/>
+        </w:rPr>
+        <w:t>Round Robin's cost of respecting the 100 kW limit (margin conceded vs AFAP, non-grid rows): Bogota 551.9 COP/day [274.3, 874.2], Medellin 497.0 COP/day [247.0, 787.2], n_clusters = 50. The ranking of the arms by margin equals their ranking by energy in all 8 price scenarios and all 6 datasets: True.</w:t>
+      </w:r>
+    </w:p>
+    <w:p>
+      <w:r>
+        <w:rPr>
+          <w:rFonts w:ascii="Times New Roman" w:hAnsi="Times New Roman"/>
+          <w:b/>
+          <w:color w:val="000000"/>
+          <w:sz w:val="24"/>
+        </w:rPr>
+        <w:t>14.3. What Transfers</w:t>
+      </w:r>
+    </w:p>
+    <w:p>
+      <w:r>
+        <w:rPr>
+          <w:rFonts w:ascii="Times New Roman" w:hAnsi="Times New Roman"/>
+          <w:b w:val="0"/>
+          <w:color w:val="000000"/>
+          <w:sz w:val="24"/>
+        </w:rPr>
+        <w:t>- Transfers fully: the strategy ranking and recommendation (tariff-invariant under a flat price) and the relative cost of the transformer limit.</w:t>
+      </w:r>
+    </w:p>
+    <w:p>
+      <w:r>
+        <w:rPr>
+          <w:rFonts w:ascii="Times New Roman" w:hAnsi="Times New Roman"/>
+          <w:b w:val="0"/>
+          <w:color w:val="000000"/>
+          <w:sz w:val="24"/>
+        </w:rPr>
+        <w:t>- Replaced: energy purchase cost and intraday spread. Unavailable, so kept and declared: the retail price, arrival data (Dutch in both cities), per-station demand, the feeder and the climate.</w:t>
+      </w:r>
+    </w:p>
+    <w:p>
+      <w:r>
+        <w:rPr>
+          <w:rFonts w:ascii="Times New Roman" w:hAnsi="Times New Roman"/>
+          <w:b w:val="0"/>
+          <w:color w:val="000000"/>
+          <w:sz w:val="24"/>
+        </w:rPr>
+        <w:t>- Demand: city EV registrations (Medellin/Bogota = 0.40, Jan-Aug 2025) do not give per-station demand. Guidelines are conditional on the demand level, and the 0.4-0.9x runs are proposed, not run.</w:t>
+      </w:r>
+    </w:p>
+    <w:p>
+      <w:r>
+        <w:rPr>
+          <w:rFonts w:ascii="Times New Roman" w:hAnsi="Times New Roman"/>
+          <w:b w:val="0"/>
+          <w:color w:val="000000"/>
+          <w:sz w:val="24"/>
+        </w:rPr>
+        <w:t>Full argument: thesis_docs/chapters/07_replicability.md.</w:t>
+      </w:r>
+    </w:p>
     <w:sectPr>
       <w:pgSz w:w="12240" w:h="15840"/>
       <w:pgMar w:top="1440" w:right="1800" w:bottom="1440" w:left="1800" w:header="720" w:footer="720" w:gutter="0"/>

--- a/thesis_docs/Progress_Log_Thesis_Project_corrected_2026-09-09.docx
+++ b/thesis_docs/Progress_Log_Thesis_Project_corrected_2026-09-09.docx
@@ -7227,6 +7227,369 @@
         <w:t>Full argument: thesis_docs/chapters/07_replicability.md.</w:t>
       </w:r>
     </w:p>
+    <w:p>
+      <w:r>
+        <w:rPr>
+          <w:rFonts w:ascii="Times New Roman" w:hAnsi="Times New Roman"/>
+          <w:b/>
+          <w:color w:val="000000"/>
+          <w:sz w:val="24"/>
+        </w:rPr>
+        <w:t>15. Closure -- Corrections, Capacity Threshold and Colombian Replicability</w:t>
+      </w:r>
+    </w:p>
+    <w:p>
+      <w:r>
+        <w:rPr>
+          <w:rFonts w:ascii="Times New Roman" w:hAnsi="Times New Roman"/>
+          <w:b/>
+          <w:color w:val="000000"/>
+          <w:sz w:val="24"/>
+        </w:rPr>
+        <w:t>15.1. Corrections to Earlier Sections (dated 2026-10-06)</w:t>
+      </w:r>
+    </w:p>
+    <w:p>
+      <w:r>
+        <w:rPr>
+          <w:rFonts w:ascii="Times New Roman" w:hAnsi="Times New Roman"/>
+          <w:b w:val="0"/>
+          <w:color w:val="000000"/>
+          <w:sz w:val="24"/>
+        </w:rPr>
+        <w:t>- Section 8.1.4 (Week 1 parameters), 'one 60 kWh battery profile': the configured battery is 70 kWh (station_v0_bogota.yaml, ev.battery_capacity). 60 kWh was never simulated.</w:t>
+      </w:r>
+    </w:p>
+    <w:p>
+      <w:r>
+        <w:rPr>
+          <w:rFonts w:ascii="Times New Roman" w:hAnsi="Times New Roman"/>
+          <w:b w:val="0"/>
+          <w:color w:val="000000"/>
+          <w:sz w:val="24"/>
+        </w:rPr>
+        <w:t>- Section 8.3.11 (Week 3 corrected experiment), AFAP overload '5.33 kWh' and the RandomPolicy comparison: these are values from the superseded 5-seed grid. The current grid gives AFAP 14.22 kWh/day [9.58, 19.28] and the random control 3.32 kWh/day [1.75, 5.17], n_clusters = 50.</w:t>
+      </w:r>
+    </w:p>
+    <w:p>
+      <w:r>
+        <w:rPr>
+          <w:rFonts w:ascii="Times New Roman" w:hAnsi="Times New Roman"/>
+          <w:b w:val="0"/>
+          <w:color w:val="000000"/>
+          <w:sz w:val="24"/>
+        </w:rPr>
+        <w:t>- Section 10.16 (Week 5), '503.9 COP/day': the current value is 551.9 COP/day [274.3, 874.2] (regenerated from the analysis rows; the 503.9 came from a stale CSV).</w:t>
+      </w:r>
+    </w:p>
+    <w:p>
+      <w:r>
+        <w:rPr>
+          <w:rFonts w:ascii="Times New Roman" w:hAnsi="Times New Roman"/>
+          <w:b w:val="0"/>
+          <w:color w:val="000000"/>
+          <w:sz w:val="24"/>
+        </w:rPr>
+        <w:t>- Sections 9.7 and 10.15 (success targets) and 13.3-13.4 (Week 7), 'satisfaction met / unchanged' and 'ENS met by every arm': withdrawn as statements about the station's users. EV2Gym silently drops arrivals at occupied ports, so these metrics cover served EVs only (15.2).</w:t>
+      </w:r>
+    </w:p>
+    <w:p>
+      <w:r>
+        <w:rPr>
+          <w:rFonts w:ascii="Times New Roman" w:hAnsi="Times New Roman"/>
+          <w:b w:val="0"/>
+          <w:color w:val="000000"/>
+          <w:sz w:val="24"/>
+        </w:rPr>
+        <w:t>- Section 14.2-14.3 (Week 7), ranking invariance and the equal relative cost in both cities: these are consequences of a proposition (15.4), not empirical findings.</w:t>
+      </w:r>
+    </w:p>
+    <w:p>
+      <w:r>
+        <w:rPr>
+          <w:rFonts w:ascii="Times New Roman" w:hAnsi="Times New Roman"/>
+          <w:b/>
+          <w:color w:val="000000"/>
+          <w:sz w:val="24"/>
+        </w:rPr>
+        <w:t>15.2. Arrivals at Full Ports</w:t>
+      </w:r>
+    </w:p>
+    <w:p>
+      <w:r>
+        <w:rPr>
+          <w:rFonts w:ascii="Times New Roman" w:hAnsi="Times New Roman"/>
+          <w:b w:val="0"/>
+          <w:color w:val="000000"/>
+          <w:sz w:val="24"/>
+        </w:rPr>
+        <w:t>EV2Gym draws arrivals per port and never creates an EV whose port is occupied (utils.py, EV_spawner). A replay of the spawner's random draws, from outside the library, counts these rejected arrivals. Demand not served (rejected energy plus shortfall, over total requested) for Round Robin at the reference demand is 34.6% [30.8, 38.4] (lower bound, n_clusters = 50). The 8 ports, not the transformer or the policy, are the binding constraint.</w:t>
+      </w:r>
+    </w:p>
+    <w:p>
+      <w:r>
+        <w:rPr>
+          <w:rFonts w:ascii="Times New Roman" w:hAnsi="Times New Roman"/>
+          <w:b/>
+          <w:color w:val="000000"/>
+          <w:sz w:val="24"/>
+        </w:rPr>
+        <w:t>15.3. Capacity Threshold and What Closes It</w:t>
+      </w:r>
+    </w:p>
+    <w:p>
+      <w:r>
+        <w:rPr>
+          <w:rFonts w:ascii="Times New Roman" w:hAnsi="Times New Roman"/>
+          <w:b w:val="0"/>
+          <w:color w:val="000000"/>
+          <w:sz w:val="24"/>
+        </w:rPr>
+        <w:t>- Round Robin: breaks at 0.733x (spawn 22) on dns (15.80 % [12.56, 19.13], n_clusters = 50).</w:t>
+      </w:r>
+    </w:p>
+    <w:p>
+      <w:r>
+        <w:rPr>
+          <w:rFonts w:ascii="Times New Roman" w:hAnsi="Times New Roman"/>
+          <w:b w:val="0"/>
+          <w:color w:val="000000"/>
+          <w:sz w:val="24"/>
+        </w:rPr>
+        <w:t>- AFAP: breaks at 0.5x on peak (133.13 kW [122.24, 156.31], n_clusters = 50).</w:t>
+      </w:r>
+    </w:p>
+    <w:p>
+      <w:r>
+        <w:rPr>
+          <w:rFonts w:ascii="Times New Roman" w:hAnsi="Times New Roman"/>
+          <w:b w:val="0"/>
+          <w:color w:val="000000"/>
+          <w:sz w:val="24"/>
+        </w:rPr>
+        <w:t>- Final RL model: breaks at 0.5x on peak (137.59 kW [121.57, 156.50], n_clusters = 50).</w:t>
+      </w:r>
+    </w:p>
+    <w:p>
+      <w:r>
+        <w:rPr>
+          <w:rFonts w:ascii="Times New Roman" w:hAnsi="Times New Roman"/>
+          <w:b w:val="0"/>
+          <w:color w:val="000000"/>
+          <w:sz w:val="24"/>
+        </w:rPr>
+        <w:t>- At 0.733x (spawn 22): 10 ports with Round Robin on the 100 kW transformer (constant station demand) give demand not served 4.72% [3.04, 6.74] and +12,159 COP/day of margin. A larger transformer changes nothing for Round Robin.</w:t>
+      </w:r>
+    </w:p>
+    <w:p>
+      <w:r>
+        <w:rPr>
+          <w:rFonts w:ascii="Times New Roman" w:hAnsi="Times New Roman"/>
+          <w:b w:val="0"/>
+          <w:color w:val="000000"/>
+          <w:sz w:val="24"/>
+        </w:rPr>
+        <w:t>- At 1x: 12 ports with Round Robin on the 100 kW transformer (constant station demand) give demand not served 7.94% [5.64, 10.54] and +28,225 COP/day of margin. A larger transformer changes nothing for Round Robin.</w:t>
+      </w:r>
+    </w:p>
+    <w:p>
+      <w:r>
+        <w:rPr>
+          <w:rFonts w:ascii="Times New Roman" w:hAnsi="Times New Roman"/>
+          <w:b/>
+          <w:color w:val="000000"/>
+          <w:sz w:val="24"/>
+        </w:rPr>
+        <w:t>15.4. Replicability Across the Six Categoria Especial Cities</w:t>
+      </w:r>
+    </w:p>
+    <w:p>
+      <w:r>
+        <w:rPr>
+          <w:rFonts w:ascii="Times New Roman" w:hAnsi="Times New Roman"/>
+          <w:b w:val="0"/>
+          <w:color w:val="000000"/>
+          <w:sz w:val="24"/>
+        </w:rPr>
+        <w:t>Proposition: under a flat tariff, margin = energy x (retail - cost), so the margin ranking equals the energy ranking and the relative cost of the transformer limit equals the relative energy foregone, whatever the price. Cities (CGN, vigencia 2026): Bogota, Medellin, Cali, Barranquilla, Cartagena, Bucaramanga.</w:t>
+      </w:r>
+    </w:p>
+    <w:p>
+      <w:r>
+        <w:rPr>
+          <w:rFonts w:ascii="Times New Roman" w:hAnsi="Times New Roman"/>
+          <w:b w:val="0"/>
+          <w:color w:val="000000"/>
+          <w:sz w:val="24"/>
+        </w:rPr>
+        <w:t>- Bogota (Enel Colombia, 2026-08): Nivel 2 flat cost 865.76 COP/kWh, spread 1.57%, unit margin at 1,450 = 584.2; Round Robin's cost of the limit 552 COP/day flat, two-band 775.</w:t>
+      </w:r>
+    </w:p>
+    <w:p>
+      <w:r>
+        <w:rPr>
+          <w:rFonts w:ascii="Times New Roman" w:hAnsi="Times New Roman"/>
+          <w:b w:val="0"/>
+          <w:color w:val="000000"/>
+          <w:sz w:val="24"/>
+        </w:rPr>
+        <w:t>- Medellin (EPM, 2026-09): Nivel 2 flat cost 920.76 COP/kWh, spread 0.69%, unit margin at 1,450 = 529.2; Round Robin's cost of the limit 500 COP/day flat, two-band 607.</w:t>
+      </w:r>
+    </w:p>
+    <w:p>
+      <w:r>
+        <w:rPr>
+          <w:rFonts w:ascii="Times New Roman" w:hAnsi="Times New Roman"/>
+          <w:b w:val="0"/>
+          <w:color w:val="000000"/>
+          <w:sz w:val="24"/>
+        </w:rPr>
+        <w:t>- Cali (EMCALI, 2026-01): Nivel 2 flat cost 750.89 COP/kWh, spread 0.92%, unit margin at 1,450 = 699.1; Round Robin's cost of the limit 660 COP/day flat, two-band 775.</w:t>
+      </w:r>
+    </w:p>
+    <w:p>
+      <w:r>
+        <w:rPr>
+          <w:rFonts w:ascii="Times New Roman" w:hAnsi="Times New Roman"/>
+          <w:b w:val="0"/>
+          <w:color w:val="000000"/>
+          <w:sz w:val="24"/>
+        </w:rPr>
+        <w:t>- Barranquilla (Air-e (intervened by Superservicios), 2026-09): Nivel 2 flat cost 895.85 COP/kWh, spread 10.03%, unit margin at 1,450 = 554.1; Round Robin's cost of the limit 523 COP/day flat, two-band 1,878.</w:t>
+      </w:r>
+    </w:p>
+    <w:p>
+      <w:r>
+        <w:rPr>
+          <w:rFonts w:ascii="Times New Roman" w:hAnsi="Times New Roman"/>
+          <w:b w:val="0"/>
+          <w:color w:val="000000"/>
+          <w:sz w:val="24"/>
+        </w:rPr>
+        <w:t>- Cartagena (Afinia (Grupo EPM), 2026-09): Nivel 2 flat cost 1,031.71 COP/kWh, spread 0.02%, unit margin at 1,450 = 418.3; Round Robin's cost of the limit 395 COP/day flat, two-band 399.</w:t>
+      </w:r>
+    </w:p>
+    <w:p>
+      <w:r>
+        <w:rPr>
+          <w:rFonts w:ascii="Times New Roman" w:hAnsi="Times New Roman"/>
+          <w:b w:val="0"/>
+          <w:color w:val="000000"/>
+          <w:sz w:val="24"/>
+        </w:rPr>
+        <w:t>- Bucaramanga (ESSA (Grupo EPM), 2026-09): Nivel 2 flat cost 1,026.80 COP/kWh, spread none published, unit margin at 1,450 = 423.2; Round Robin's cost of the limit 400 COP/day flat.</w:t>
+      </w:r>
+    </w:p>
+    <w:p>
+      <w:r>
+        <w:rPr>
+          <w:rFonts w:ascii="Times New Roman" w:hAnsi="Times New Roman"/>
+          <w:b w:val="0"/>
+          <w:color w:val="000000"/>
+          <w:sz w:val="24"/>
+        </w:rPr>
+        <w:t>The spread is not small everywhere: Air-e (Barranquilla) publishes a 10% two-band option, under which Round Robin's cost of the limit is about 3.6 times the flat value. Below 0.733x the Bogota demand the guideline holds (0.5x tested); no city is mapped onto the demand axis.</w:t>
+      </w:r>
+    </w:p>
+    <w:p>
+      <w:r>
+        <w:rPr>
+          <w:rFonts w:ascii="Times New Roman" w:hAnsi="Times New Roman"/>
+          <w:b/>
+          <w:color w:val="000000"/>
+          <w:sz w:val="24"/>
+        </w:rPr>
+        <w:t>15.5. Voltage</w:t>
+      </w:r>
+    </w:p>
+    <w:p>
+      <w:r>
+        <w:rPr>
+          <w:rFonts w:ascii="Times New Roman" w:hAnsi="Times New Roman"/>
+          <w:b w:val="0"/>
+          <w:color w:val="000000"/>
+          <w:sz w:val="24"/>
+        </w:rPr>
+        <w:t>EV2Gym has no feeder-to-station feedback (source-confirmed). On the 34-node feeder, which is out of band with the station idle, Round Robin lowers the feeder's daily minimum voltage 36.4% less than AFAP [22.3, 47.0] at the base setting. Of EV2Gym's shipped feeders only node_123 is in band with the station idle; AFAP and Round Robin rerun on it (50 seeds, weekday only, 1.0-1.6x) leave the +/-5% band in 0 cells (lowest bus 0.9720 p.u.), and Round Robin's reduction there is 39.2% [18.6, 53.7] at 1.0x. node_123 is a test network, not a Colombian feeder.</w:t>
+      </w:r>
+    </w:p>
+    <w:p>
+      <w:r>
+        <w:rPr>
+          <w:rFonts w:ascii="Times New Roman" w:hAnsi="Times New Roman"/>
+          <w:b/>
+          <w:color w:val="000000"/>
+          <w:sz w:val="24"/>
+        </w:rPr>
+        <w:t>15.6. Final Target Compliance (reference demand, n_clusters = 50)</w:t>
+      </w:r>
+    </w:p>
+    <w:p>
+      <w:r>
+        <w:rPr>
+          <w:rFonts w:ascii="Times New Roman" w:hAnsi="Times New Roman"/>
+          <w:b w:val="0"/>
+          <w:color w:val="000000"/>
+          <w:sz w:val="24"/>
+        </w:rPr>
+        <w:t>- ChargeAsFastAsPossible: satisfaction (served EVs) met; satisfaction counting rejected arrivals 64.6% (not met); ENS_rel met; demand not served 34.3% (not met); transformer not met; voltage met on node_123.</w:t>
+      </w:r>
+    </w:p>
+    <w:p>
+      <w:r>
+        <w:rPr>
+          <w:rFonts w:ascii="Times New Roman" w:hAnsi="Times New Roman"/>
+          <w:b w:val="0"/>
+          <w:color w:val="000000"/>
+          <w:sz w:val="24"/>
+        </w:rPr>
+        <w:t>- RoundRobin: satisfaction (served EVs) met; satisfaction counting rejected arrivals 64.6% (not met); ENS_rel met; demand not served 34.6% (not met); transformer met; voltage met on node_123.</w:t>
+      </w:r>
+    </w:p>
+    <w:p>
+      <w:r>
+        <w:rPr>
+          <w:rFonts w:ascii="Times New Roman" w:hAnsi="Times New Roman"/>
+          <w:b w:val="0"/>
+          <w:color w:val="000000"/>
+          <w:sz w:val="24"/>
+        </w:rPr>
+        <w:t>- MPC_TrackingG2V: satisfaction (served EVs) met; satisfaction counting rejected arrivals 64.6% (not met); ENS_rel met; demand not served 34.6% (not met); transformer met; voltage not evaluable.</w:t>
+      </w:r>
+    </w:p>
+    <w:p>
+      <w:r>
+        <w:rPr>
+          <w:rFonts w:ascii="Times New Roman" w:hAnsi="Times New Roman"/>
+          <w:b w:val="0"/>
+          <w:color w:val="000000"/>
+          <w:sz w:val="24"/>
+        </w:rPr>
+        <w:t>- TD3_vanilla_extended_ts102: satisfaction (served EVs) met; satisfaction counting rejected arrivals 64.3% (not met); ENS_rel met; demand not served 35.8% (not met); transformer not met; voltage not evaluable.</w:t>
+      </w:r>
+    </w:p>
+    <w:p>
+      <w:r>
+        <w:rPr>
+          <w:rFonts w:ascii="Times New Roman" w:hAnsi="Times New Roman"/>
+          <w:b w:val="0"/>
+          <w:color w:val="000000"/>
+          <w:sz w:val="24"/>
+        </w:rPr>
+        <w:t>- Optimal_Oracle_Tracking: satisfaction (served EVs) met; satisfaction counting rejected arrivals 64.6% (not met); ENS_rel met; demand not served 34.6% (not met); transformer met; voltage not evaluable.</w:t>
+      </w:r>
+    </w:p>
+    <w:p>
+      <w:r>
+        <w:rPr>
+          <w:rFonts w:ascii="Times New Roman" w:hAnsi="Times New Roman"/>
+          <w:b w:val="0"/>
+          <w:color w:val="000000"/>
+          <w:sz w:val="24"/>
+        </w:rPr>
+        <w:t>Full argument: thesis_docs/Closure_Parameter_Method_and_Implementation_Justification.docx and chapters 06-08.</w:t>
+      </w:r>
+    </w:p>
     <w:sectPr>
       <w:pgSz w:w="12240" w:h="15840"/>
       <w:pgMar w:top="1440" w:right="1800" w:bottom="1440" w:left="1800" w:header="720" w:footer="720" w:gutter="0"/>

--- a/thesis_docs/Progress_Log_Thesis_Project_corrected_2026-09-09.docx
+++ b/thesis_docs/Progress_Log_Thesis_Project_corrected_2026-09-09.docx
@@ -7590,6 +7590,380 @@
         <w:t>Full argument: thesis_docs/Closure_Parameter_Method_and_Implementation_Justification.docx and chapters 06-08.</w:t>
       </w:r>
     </w:p>
+    <w:p>
+      <w:r>
+        <w:rPr>
+          <w:rFonts w:ascii="Times New Roman" w:hAnsi="Times New Roman"/>
+          <w:b/>
+          <w:color w:val="000000"/>
+          <w:sz w:val="24"/>
+        </w:rPr>
+        <w:t>16. Final Capacity Brief -- DC Session Duration and Growth Scenario</w:t>
+      </w:r>
+    </w:p>
+    <w:p>
+      <w:r>
+        <w:rPr>
+          <w:rFonts w:ascii="Times New Roman" w:hAnsi="Times New Roman"/>
+          <w:b/>
+          <w:color w:val="000000"/>
+          <w:sz w:val="24"/>
+        </w:rPr>
+        <w:t>16.1. Corrections to Earlier Sections (dated 2026-10-07)</w:t>
+      </w:r>
+    </w:p>
+    <w:p>
+      <w:r>
+        <w:rPr>
+          <w:rFonts w:ascii="Times New Roman" w:hAnsi="Times New Roman"/>
+          <w:b w:val="0"/>
+          <w:color w:val="000000"/>
+          <w:sz w:val="24"/>
+        </w:rPr>
+        <w:t>- Sections 10-15 (Weeks 5-7 and closure): every algorithm comparison and capacity result used EV2Gym's Dutch session durations, which are inconsistent with DC fast charging (16.2). The Weeks 1-5 comparison was not rerun. The closure capacity results (section 15.3) are now a declared sensitivity.</w:t>
+      </w:r>
+    </w:p>
+    <w:p>
+      <w:r>
+        <w:rPr>
+          <w:rFonts w:ascii="Times New Roman" w:hAnsi="Times New Roman"/>
+          <w:b w:val="0"/>
+          <w:color w:val="000000"/>
+          <w:sz w:val="24"/>
+        </w:rPr>
+        <w:t>- Sections 13 and 15 (Round Robin keeps the 100 kW transformer within its rating): this holds only under long stays. EV2Gym's Round Robin follows a median-smoothed power setpoint, not the transformer (16.3).</w:t>
+      </w:r>
+    </w:p>
+    <w:p>
+      <w:r>
+        <w:rPr>
+          <w:rFonts w:ascii="Times New Roman" w:hAnsi="Times New Roman"/>
+          <w:b w:val="0"/>
+          <w:color w:val="000000"/>
+          <w:sz w:val="24"/>
+        </w:rPr>
+        <w:t>- Closure limitation 'an 8-port DC site exceeds any single Enel site': withdrawn. Enel's Unicentro Bogota site serves up to 10 vehicles simultaneously (Blu Radio, 2026).</w:t>
+      </w:r>
+    </w:p>
+    <w:p>
+      <w:r>
+        <w:rPr>
+          <w:rFonts w:ascii="Times New Roman" w:hAnsi="Times New Roman"/>
+          <w:b/>
+          <w:color w:val="000000"/>
+          <w:sz w:val="24"/>
+        </w:rPr>
+        <w:t>16.2. Session Duration in the Simulator</w:t>
+      </w:r>
+    </w:p>
+    <w:p>
+      <w:r>
+        <w:rPr>
+          <w:rFonts w:ascii="Times New Roman" w:hAnsi="Times New Roman"/>
+          <w:b w:val="0"/>
+          <w:color w:val="000000"/>
+          <w:sz w:val="24"/>
+        </w:rPr>
+        <w:t>EV2Gym draws connections from ElaadNL Dutch public-charging data, floored at 200 min. At the reference demand the simulated mean is 300.6 min [296.5, 304.7] (minimum 225 min; n_clusters = 50), against 42 min for paid US DC sessions (U.S. DOE, 2023). The brief's 90-minute rule fired, and a DC session model (lognormal, mean 42 min, CV 0.5; bracket 32 and 78 min; external references, not Colombian) became primary. Under it, rejected arrivals at 1.0x fall from 8.9 to 0.88 per day: the closure's 34.6% demand not served was largely a session-duration artefact.</w:t>
+      </w:r>
+    </w:p>
+    <w:p>
+      <w:r>
+        <w:rPr>
+          <w:rFonts w:ascii="Times New Roman" w:hAnsi="Times New Roman"/>
+          <w:b/>
+          <w:color w:val="000000"/>
+          <w:sz w:val="24"/>
+        </w:rPr>
+        <w:t>16.3. Capacity Threshold (8 ports, 100 kW, 42 min)</w:t>
+      </w:r>
+    </w:p>
+    <w:p>
+      <w:r>
+        <w:rPr>
+          <w:rFonts w:ascii="Times New Roman" w:hAnsi="Times New Roman"/>
+          <w:b w:val="0"/>
+          <w:color w:val="000000"/>
+          <w:sz w:val="24"/>
+        </w:rPr>
+        <w:t>- ChargeAsFastAsPossible: highest level meeting all criteria: no tested level; breaks at 0.267x (spawn 8) on peak (n_clusters = 50).</w:t>
+      </w:r>
+    </w:p>
+    <w:p>
+      <w:r>
+        <w:rPr>
+          <w:rFonts w:ascii="Times New Roman" w:hAnsi="Times New Roman"/>
+          <w:b w:val="0"/>
+          <w:color w:val="000000"/>
+          <w:sz w:val="24"/>
+        </w:rPr>
+        <w:t>- RoundRobin: highest level meeting all criteria: no tested level; breaks at 0.267x (spawn 8) on satisfaction;dns;peak (n_clusters = 50).</w:t>
+      </w:r>
+    </w:p>
+    <w:p>
+      <w:r>
+        <w:rPr>
+          <w:rFonts w:ascii="Times New Roman" w:hAnsi="Times New Roman"/>
+          <w:b w:val="0"/>
+          <w:color w:val="000000"/>
+          <w:sz w:val="24"/>
+        </w:rPr>
+        <w:t>- RoundRobin_TransformerCapped: highest level meeting all criteria: 1.3x; breaks at 1.6x on satisfaction;dns (n_clusters = 50).</w:t>
+      </w:r>
+    </w:p>
+    <w:p>
+      <w:r>
+        <w:rPr>
+          <w:rFonts w:ascii="Times New Roman" w:hAnsi="Times New Roman"/>
+          <w:b w:val="0"/>
+          <w:color w:val="000000"/>
+          <w:sz w:val="24"/>
+        </w:rPr>
+        <w:t>- TD3_vanilla_extended_ts102: highest level meeting all criteria: no tested level; breaks at 0.267x (spawn 8) on dns;peak (n_clusters = 50).</w:t>
+      </w:r>
+    </w:p>
+    <w:p>
+      <w:r>
+        <w:rPr>
+          <w:rFonts w:ascii="Times New Roman" w:hAnsi="Times New Roman"/>
+          <w:b w:val="0"/>
+          <w:color w:val="000000"/>
+          <w:sz w:val="24"/>
+        </w:rPr>
+        <w:t>The binding constraint is power: every arm that does not read the transformer rating exceeds 100 kW from 0.267x. EV2Gym's Round Robin follows a median-smoothed setpoint and fails at every level. With a transformer-capped round-robin load manager (diagnostic arm added by this brief), 8 ports and the 100 kW unit serve up to 47 arrivals/day (763 kWh/day) with demand not served at or below 15%. The threshold is the same at 32 min and one level lower at 78 min.</w:t>
+      </w:r>
+    </w:p>
+    <w:p>
+      <w:r>
+        <w:rPr>
+          <w:rFonts w:ascii="Times New Roman" w:hAnsi="Times New Roman"/>
+          <w:b/>
+          <w:color w:val="000000"/>
+          <w:sz w:val="24"/>
+        </w:rPr>
+        <w:t>16.4. Growth Scenario (1.3x and 1.6x)</w:t>
+      </w:r>
+    </w:p>
+    <w:p>
+      <w:r>
+        <w:rPr>
+          <w:rFonts w:ascii="Times New Roman" w:hAnsi="Times New Roman"/>
+          <w:b w:val="0"/>
+          <w:color w:val="000000"/>
+          <w:sz w:val="24"/>
+        </w:rPr>
+        <w:t>- 1.3x, ChargeAsFastAsPossible: 8 ports, 300 kVA (demand not served 5.5%, margin 419,622 COP/day).</w:t>
+      </w:r>
+    </w:p>
+    <w:p>
+      <w:r>
+        <w:rPr>
+          <w:rFonts w:ascii="Times New Roman" w:hAnsi="Times New Roman"/>
+          <w:b w:val="0"/>
+          <w:color w:val="000000"/>
+          <w:sz w:val="24"/>
+        </w:rPr>
+        <w:t>- 1.3x, RoundRobin: none in the searched grid.</w:t>
+      </w:r>
+    </w:p>
+    <w:p>
+      <w:r>
+        <w:rPr>
+          <w:rFonts w:ascii="Times New Roman" w:hAnsi="Times New Roman"/>
+          <w:b w:val="0"/>
+          <w:color w:val="000000"/>
+          <w:sz w:val="24"/>
+        </w:rPr>
+        <w:t>- 1.3x, RoundRobin_TransformerCapped: 8 ports, reference 100 kW unit (111.9 kVA at pf 0.894; 112.5 kVA class) (demand not served 9.0%, margin 403,586 COP/day).</w:t>
+      </w:r>
+    </w:p>
+    <w:p>
+      <w:r>
+        <w:rPr>
+          <w:rFonts w:ascii="Times New Roman" w:hAnsi="Times New Roman"/>
+          <w:b w:val="0"/>
+          <w:color w:val="000000"/>
+          <w:sz w:val="24"/>
+        </w:rPr>
+        <w:t>- 1.6x, ChargeAsFastAsPossible: 10 ports, 300 kVA (demand not served 3.2%, margin 515,102 COP/day).</w:t>
+      </w:r>
+    </w:p>
+    <w:p>
+      <w:r>
+        <w:rPr>
+          <w:rFonts w:ascii="Times New Roman" w:hAnsi="Times New Roman"/>
+          <w:b w:val="0"/>
+          <w:color w:val="000000"/>
+          <w:sz w:val="24"/>
+        </w:rPr>
+        <w:t>- 1.6x, RoundRobin: 14 ports, 400 kVA (demand not served 13.1%, margin 512,630 COP/day).</w:t>
+      </w:r>
+    </w:p>
+    <w:p>
+      <w:r>
+        <w:rPr>
+          <w:rFonts w:ascii="Times New Roman" w:hAnsi="Times New Roman"/>
+          <w:b w:val="0"/>
+          <w:color w:val="000000"/>
+          <w:sz w:val="24"/>
+        </w:rPr>
+        <w:t>- 1.6x, RoundRobin_TransformerCapped: 10 ports, reference 100 kW unit (111.9 kVA at pf 0.894; 112.5 kVA class) (demand not served 9.0%, margin 483,951 COP/day).</w:t>
+      </w:r>
+    </w:p>
+    <w:p>
+      <w:r>
+        <w:rPr>
+          <w:rFonts w:ascii="Times New Roman" w:hAnsi="Times New Roman"/>
+          <w:b/>
+          <w:color w:val="000000"/>
+          <w:sz w:val="24"/>
+        </w:rPr>
+        <w:t>16.5. Final Target Compliance (DC 42 min, 8 ports, 100 kW, n_clusters = 50)</w:t>
+      </w:r>
+    </w:p>
+    <w:p>
+      <w:r>
+        <w:rPr>
+          <w:rFonts w:ascii="Times New Roman" w:hAnsi="Times New Roman"/>
+          <w:b w:val="0"/>
+          <w:color w:val="000000"/>
+          <w:sz w:val="24"/>
+        </w:rPr>
+        <w:t>- 1x, ChargeAsFastAsPossible: satisfaction counting rejected arrivals met (97.9%); demand not served met (2.4%); transformer not met (97/100 runs overload); voltage not evaluable.</w:t>
+      </w:r>
+    </w:p>
+    <w:p>
+      <w:r>
+        <w:rPr>
+          <w:rFonts w:ascii="Times New Roman" w:hAnsi="Times New Roman"/>
+          <w:b w:val="0"/>
+          <w:color w:val="000000"/>
+          <w:sz w:val="24"/>
+        </w:rPr>
+        <w:t>- 1x, RoundRobin: satisfaction counting rejected arrivals met (93.0%); demand not served not met (24.8%); transformer not met (65/100 runs overload); voltage not evaluable.</w:t>
+      </w:r>
+    </w:p>
+    <w:p>
+      <w:r>
+        <w:rPr>
+          <w:rFonts w:ascii="Times New Roman" w:hAnsi="Times New Roman"/>
+          <w:b w:val="0"/>
+          <w:color w:val="000000"/>
+          <w:sz w:val="24"/>
+        </w:rPr>
+        <w:t>- 1x, TD3_vanilla_extended_ts102: satisfaction counting rejected arrivals met (92.2%); demand not served not met (28.1%); transformer not met (81/100 runs overload); voltage not evaluable.</w:t>
+      </w:r>
+    </w:p>
+    <w:p>
+      <w:r>
+        <w:rPr>
+          <w:rFonts w:ascii="Times New Roman" w:hAnsi="Times New Roman"/>
+          <w:b w:val="0"/>
+          <w:color w:val="000000"/>
+          <w:sz w:val="24"/>
+        </w:rPr>
+        <w:t>- 1x, RoundRobin_TransformerCapped: satisfaction counting rejected arrivals met (97.3%); demand not served met (5.0%); transformer met (0/100 runs overload); voltage not evaluable.</w:t>
+      </w:r>
+    </w:p>
+    <w:p>
+      <w:r>
+        <w:rPr>
+          <w:rFonts w:ascii="Times New Roman" w:hAnsi="Times New Roman"/>
+          <w:b w:val="0"/>
+          <w:color w:val="000000"/>
+          <w:sz w:val="24"/>
+        </w:rPr>
+        <w:t>- 1.3x, ChargeAsFastAsPossible: satisfaction counting rejected arrivals met (94.7%); demand not served met (5.5%); transformer not met (100/100 runs overload); voltage not evaluable.</w:t>
+      </w:r>
+    </w:p>
+    <w:p>
+      <w:r>
+        <w:rPr>
+          <w:rFonts w:ascii="Times New Roman" w:hAnsi="Times New Roman"/>
+          <w:b w:val="0"/>
+          <w:color w:val="000000"/>
+          <w:sz w:val="24"/>
+        </w:rPr>
+        <w:t>- 1.3x, RoundRobin: satisfaction counting rejected arrivals not met (90.6%); demand not served not met (23.5%); transformer not met (83/100 runs overload); voltage not evaluable.</w:t>
+      </w:r>
+    </w:p>
+    <w:p>
+      <w:r>
+        <w:rPr>
+          <w:rFonts w:ascii="Times New Roman" w:hAnsi="Times New Roman"/>
+          <w:b w:val="0"/>
+          <w:color w:val="000000"/>
+          <w:sz w:val="24"/>
+        </w:rPr>
+        <w:t>- 1.3x, TD3_vanilla_extended_ts102: satisfaction counting rejected arrivals not met (89.4%); demand not served not met (29.0%); transformer not met (95/100 runs overload); voltage not evaluable.</w:t>
+      </w:r>
+    </w:p>
+    <w:p>
+      <w:r>
+        <w:rPr>
+          <w:rFonts w:ascii="Times New Roman" w:hAnsi="Times New Roman"/>
+          <w:b w:val="0"/>
+          <w:color w:val="000000"/>
+          <w:sz w:val="24"/>
+        </w:rPr>
+        <w:t>- 1.3x, RoundRobin_TransformerCapped: satisfaction counting rejected arrivals met (93.9%); demand not served met (9.0%); transformer met (0/100 runs overload); voltage not evaluable.</w:t>
+      </w:r>
+    </w:p>
+    <w:p>
+      <w:r>
+        <w:rPr>
+          <w:rFonts w:ascii="Times New Roman" w:hAnsi="Times New Roman"/>
+          <w:b w:val="0"/>
+          <w:color w:val="000000"/>
+          <w:sz w:val="24"/>
+        </w:rPr>
+        <w:t>- 1.6x, ChargeAsFastAsPossible: satisfaction counting rejected arrivals not met (89.5%); demand not served met (10.5%); transformer not met (100/100 runs overload); voltage not evaluable.</w:t>
+      </w:r>
+    </w:p>
+    <w:p>
+      <w:r>
+        <w:rPr>
+          <w:rFonts w:ascii="Times New Roman" w:hAnsi="Times New Roman"/>
+          <w:b w:val="0"/>
+          <w:color w:val="000000"/>
+          <w:sz w:val="24"/>
+        </w:rPr>
+        <w:t>- 1.6x, RoundRobin: satisfaction counting rejected arrivals not met (86.1%); demand not served not met (25.3%); transformer not met (96/100 runs overload); voltage not evaluable.</w:t>
+      </w:r>
+    </w:p>
+    <w:p>
+      <w:r>
+        <w:rPr>
+          <w:rFonts w:ascii="Times New Roman" w:hAnsi="Times New Roman"/>
+          <w:b w:val="0"/>
+          <w:color w:val="000000"/>
+          <w:sz w:val="24"/>
+        </w:rPr>
+        <w:t>- 1.6x, TD3_vanilla_extended_ts102: satisfaction counting rejected arrivals not met (84.9%); demand not served not met (30.6%); transformer not met (98/100 runs overload); voltage not evaluable.</w:t>
+      </w:r>
+    </w:p>
+    <w:p>
+      <w:r>
+        <w:rPr>
+          <w:rFonts w:ascii="Times New Roman" w:hAnsi="Times New Roman"/>
+          <w:b w:val="0"/>
+          <w:color w:val="000000"/>
+          <w:sz w:val="24"/>
+        </w:rPr>
+        <w:t>- 1.6x, RoundRobin_TransformerCapped: satisfaction counting rejected arrivals not met (88.6%); demand not served not met (14.2%); transformer met (0/100 runs overload); voltage not evaluable.</w:t>
+      </w:r>
+    </w:p>
+    <w:p>
+      <w:r>
+        <w:rPr>
+          <w:rFonts w:ascii="Times New Roman" w:hAnsi="Times New Roman"/>
+          <w:b w:val="0"/>
+          <w:color w:val="000000"/>
+          <w:sz w:val="24"/>
+        </w:rPr>
+        <w:t>Full argument: thesis_docs/Dwell_Capacity_Parameter_Method_and_Implementation_Justification.docx and chapters 06 (S6.6), 07 (S7.10) and 08 (L7). References: U.S. DOE (2023); Hardman (2026); Blu Radio (2026); Enel Colombia (2024).</w:t>
+      </w:r>
+    </w:p>
     <w:sectPr>
       <w:pgSz w:w="12240" w:h="15840"/>
       <w:pgMar w:top="1440" w:right="1800" w:bottom="1440" w:left="1800" w:header="720" w:footer="720" w:gutter="0"/>

--- a/thesis_docs/Progress_Log_Thesis_Project_corrected_2026-09-09.docx
+++ b/thesis_docs/Progress_Log_Thesis_Project_corrected_2026-09-09.docx
@@ -7962,6 +7962,479 @@
           <w:sz w:val="24"/>
         </w:rPr>
         <w:t>Full argument: thesis_docs/Dwell_Capacity_Parameter_Method_and_Implementation_Justification.docx and chapters 06 (S6.6), 07 (S7.10) and 08 (L7). References: U.S. DOE (2023); Hardman (2026); Blu Radio (2026); Enel Colombia (2024).</w:t>
+      </w:r>
+    </w:p>
+    <w:p>
+      <w:r>
+        <w:rPr>
+          <w:rFonts w:ascii="Times New Roman" w:hAnsi="Times New Roman"/>
+          <w:b/>
+          <w:color w:val="000000"/>
+          <w:sz w:val="24"/>
+        </w:rPr>
+        <w:t>17. Last Run -- Recommended Strategy, Bounds, Voltage and Tariffs Under DC Sessions</w:t>
+      </w:r>
+    </w:p>
+    <w:p>
+      <w:r>
+        <w:rPr>
+          <w:rFonts w:ascii="Times New Roman" w:hAnsi="Times New Roman"/>
+          <w:b/>
+          <w:color w:val="000000"/>
+          <w:sz w:val="24"/>
+        </w:rPr>
+        <w:t>17.1. Corrections to Earlier Sections (dated 2026-10-07)</w:t>
+      </w:r>
+    </w:p>
+    <w:p>
+      <w:r>
+        <w:rPr>
+          <w:rFonts w:ascii="Times New Roman" w:hAnsi="Times New Roman"/>
+          <w:b w:val="0"/>
+          <w:color w:val="000000"/>
+          <w:sz w:val="24"/>
+        </w:rPr>
+        <w:t>- Sections 10-16, 'Round Robin' as the recommended strategy: the recommendation is the transformer-aware Round Robin (round-robin load management with the transformer rating as its budget). EV2Gym's own RoundRobin follows a median-smoothed power setpoint (heuristics.py lines 54-93) and never reads the transformer limit.</w:t>
+      </w:r>
+    </w:p>
+    <w:p>
+      <w:r>
+        <w:rPr>
+          <w:rFonts w:ascii="Times New Roman" w:hAnsi="Times New Roman"/>
+          <w:b w:val="0"/>
+          <w:color w:val="000000"/>
+          <w:sz w:val="24"/>
+        </w:rPr>
+        <w:t>- Sections 10-11 (Weeks 4-5), oracle and MPC as bounds on Round Robin: these hold under Dutch session durations only. Under DC sessions both track the same setpoint and are not upper bounds on service (17.2).</w:t>
+      </w:r>
+    </w:p>
+    <w:p>
+      <w:r>
+        <w:rPr>
+          <w:rFonts w:ascii="Times New Roman" w:hAnsi="Times New Roman"/>
+          <w:b w:val="0"/>
+          <w:color w:val="000000"/>
+          <w:sz w:val="24"/>
+        </w:rPr>
+        <w:t>- Section 15.4, Air-e's two-band option changes the cost of the limit materially: under DC load profiles it does not (17.4).</w:t>
+      </w:r>
+    </w:p>
+    <w:p>
+      <w:r>
+        <w:rPr>
+          <w:rFonts w:ascii="Times New Roman" w:hAnsi="Times New Roman"/>
+          <w:b/>
+          <w:color w:val="000000"/>
+          <w:sz w:val="24"/>
+        </w:rPr>
+        <w:t>17.2. Non-Causal Bounds Under DC Sessions</w:t>
+      </w:r>
+    </w:p>
+    <w:p>
+      <w:r>
+        <w:rPr>
+          <w:rFonts w:ascii="Times New Roman" w:hAnsi="Times New Roman"/>
+          <w:b w:val="0"/>
+          <w:color w:val="000000"/>
+          <w:sz w:val="24"/>
+        </w:rPr>
+        <w:t>- 1x, MPC_TrackingG2V: demand not served 48.5%, +43.5 points vs the transformer-aware Round Robin [+38.9, +47.8]; margin -162,441 COP/day (n_clusters = 50).</w:t>
+      </w:r>
+    </w:p>
+    <w:p>
+      <w:r>
+        <w:rPr>
+          <w:rFonts w:ascii="Times New Roman" w:hAnsi="Times New Roman"/>
+          <w:b w:val="0"/>
+          <w:color w:val="000000"/>
+          <w:sz w:val="24"/>
+        </w:rPr>
+        <w:t>- 1x, Optimal_Oracle_Tracking: demand not served 39.9%, +34.9 points vs the transformer-aware Round Robin [+32.7, +37.1]; margin -125,416 COP/day (n_clusters = 50).</w:t>
+      </w:r>
+    </w:p>
+    <w:p>
+      <w:r>
+        <w:rPr>
+          <w:rFonts w:ascii="Times New Roman" w:hAnsi="Times New Roman"/>
+          <w:b w:val="0"/>
+          <w:color w:val="000000"/>
+          <w:sz w:val="24"/>
+        </w:rPr>
+        <w:t>- 1.3x, MPC_TrackingG2V: demand not served 54.4%, +45.4 points vs the transformer-aware Round Robin [+41.1, +49.6]; margin -203,197 COP/day (n_clusters = 50).</w:t>
+      </w:r>
+    </w:p>
+    <w:p>
+      <w:r>
+        <w:rPr>
+          <w:rFonts w:ascii="Times New Roman" w:hAnsi="Times New Roman"/>
+          <w:b w:val="0"/>
+          <w:color w:val="000000"/>
+          <w:sz w:val="24"/>
+        </w:rPr>
+        <w:t>- 1.3x, Optimal_Oracle_Tracking: demand not served 39.2%, +30.2 points vs the transformer-aware Round Robin [+28.4, +32.0]; margin -132,775 COP/day (n_clusters = 50).</w:t>
+      </w:r>
+    </w:p>
+    <w:p>
+      <w:r>
+        <w:rPr>
+          <w:rFonts w:ascii="Times New Roman" w:hAnsi="Times New Roman"/>
+          <w:b w:val="0"/>
+          <w:color w:val="000000"/>
+          <w:sz w:val="24"/>
+        </w:rPr>
+        <w:t>- 1.6x, MPC_TrackingG2V: demand not served 60.6%, +46.4 points vs the transformer-aware Round Robin [+42.6, +50.3]; margin -246,586 COP/day (n_clusters = 50).</w:t>
+      </w:r>
+    </w:p>
+    <w:p>
+      <w:r>
+        <w:rPr>
+          <w:rFonts w:ascii="Times New Roman" w:hAnsi="Times New Roman"/>
+          <w:b w:val="0"/>
+          <w:color w:val="000000"/>
+          <w:sz w:val="24"/>
+        </w:rPr>
+        <w:t>- 1.6x, Optimal_Oracle_Tracking: demand not served 41.3%, +27.1 points vs the transformer-aware Round Robin [+25.5, +28.7]; margin -141,992 COP/day (n_clusters = 50).</w:t>
+      </w:r>
+    </w:p>
+    <w:p>
+      <w:r>
+        <w:rPr>
+          <w:rFonts w:ascii="Times New Roman" w:hAnsi="Times New Roman"/>
+          <w:b w:val="0"/>
+          <w:color w:val="000000"/>
+          <w:sz w:val="24"/>
+        </w:rPr>
+        <w:t>Both enforce the transformer limit but minimise deviation from EV2Gym's median-smoothed setpoint. MPC is also infeasible in 37.7% of its decision steps (the shipped formulation requires each departing EV to reach its desired energy) and applies zero power there.</w:t>
+      </w:r>
+    </w:p>
+    <w:p>
+      <w:r>
+        <w:rPr>
+          <w:rFonts w:ascii="Times New Roman" w:hAnsi="Times New Roman"/>
+          <w:b/>
+          <w:color w:val="000000"/>
+          <w:sz w:val="24"/>
+        </w:rPr>
+        <w:t>17.3. Voltage on node_123 Under DC Sessions</w:t>
+      </w:r>
+    </w:p>
+    <w:p>
+      <w:r>
+        <w:rPr>
+          <w:rFonts w:ascii="Times New Roman" w:hAnsi="Times New Roman"/>
+          <w:b w:val="0"/>
+          <w:color w:val="000000"/>
+          <w:sz w:val="24"/>
+        </w:rPr>
+        <w:t>- 1x, ChargeAsFastAsPossible: 0/50 cells out of band; lowest bus 0.9738 p.u.; drop vs idle 0.13 milli-p.u..</w:t>
+      </w:r>
+    </w:p>
+    <w:p>
+      <w:r>
+        <w:rPr>
+          <w:rFonts w:ascii="Times New Roman" w:hAnsi="Times New Roman"/>
+          <w:b w:val="0"/>
+          <w:color w:val="000000"/>
+          <w:sz w:val="24"/>
+        </w:rPr>
+        <w:t>- 1x, RoundRobin_TransformerCapped: 0/50 cells out of band; lowest bus 0.9738 p.u.; drop vs idle 0.12 milli-p.u.; reduction vs AFAP 10.6% [2.8, 19.0].</w:t>
+      </w:r>
+    </w:p>
+    <w:p>
+      <w:r>
+        <w:rPr>
+          <w:rFonts w:ascii="Times New Roman" w:hAnsi="Times New Roman"/>
+          <w:b w:val="0"/>
+          <w:color w:val="000000"/>
+          <w:sz w:val="24"/>
+        </w:rPr>
+        <w:t>- 1.3x, ChargeAsFastAsPossible: 0/50 cells out of band; lowest bus 0.9734 p.u.; drop vs idle 0.15 milli-p.u..</w:t>
+      </w:r>
+    </w:p>
+    <w:p>
+      <w:r>
+        <w:rPr>
+          <w:rFonts w:ascii="Times New Roman" w:hAnsi="Times New Roman"/>
+          <w:b w:val="0"/>
+          <w:color w:val="000000"/>
+          <w:sz w:val="24"/>
+        </w:rPr>
+        <w:t>- 1.3x, RoundRobin_TransformerCapped: 0/50 cells out of band; lowest bus 0.9734 p.u.; drop vs idle 0.14 milli-p.u.; reduction vs AFAP 8.4% [0.2, 15.7].</w:t>
+      </w:r>
+    </w:p>
+    <w:p>
+      <w:r>
+        <w:rPr>
+          <w:rFonts w:ascii="Times New Roman" w:hAnsi="Times New Roman"/>
+          <w:b w:val="0"/>
+          <w:color w:val="000000"/>
+          <w:sz w:val="24"/>
+        </w:rPr>
+        <w:t>- 1.6x, ChargeAsFastAsPossible: 0/50 cells out of band; lowest bus 0.9733 p.u.; drop vs idle 0.18 milli-p.u..</w:t>
+      </w:r>
+    </w:p>
+    <w:p>
+      <w:r>
+        <w:rPr>
+          <w:rFonts w:ascii="Times New Roman" w:hAnsi="Times New Roman"/>
+          <w:b w:val="0"/>
+          <w:color w:val="000000"/>
+          <w:sz w:val="24"/>
+        </w:rPr>
+        <w:t>- 1.6x, RoundRobin_TransformerCapped: 0/50 cells out of band; lowest bus 0.9733 p.u.; drop vs idle 0.17 milli-p.u.; reduction vs AFAP 6.9% [-0.9, 13.5].</w:t>
+      </w:r>
+    </w:p>
+    <w:p>
+      <w:r>
+        <w:rPr>
+          <w:rFonts w:ascii="Times New Roman" w:hAnsi="Times New Roman"/>
+          <w:b w:val="0"/>
+          <w:color w:val="000000"/>
+          <w:sz w:val="24"/>
+        </w:rPr>
+        <w:t>Weekday only, 50 seeds, station on bus 115; node_123 is a test network, not a Colombian feeder.</w:t>
+      </w:r>
+    </w:p>
+    <w:p>
+      <w:r>
+        <w:rPr>
+          <w:rFonts w:ascii="Times New Roman" w:hAnsi="Times New Roman"/>
+          <w:b/>
+          <w:color w:val="000000"/>
+          <w:sz w:val="24"/>
+        </w:rPr>
+        <w:t>17.4. Tariffs Under DC Load Profiles</w:t>
+      </w:r>
+    </w:p>
+    <w:p>
+      <w:r>
+        <w:rPr>
+          <w:rFonts w:ascii="Times New Roman" w:hAnsi="Times New Roman"/>
+          <w:b w:val="0"/>
+          <w:color w:val="000000"/>
+          <w:sz w:val="24"/>
+        </w:rPr>
+        <w:t>Margin conceded by the transformer-aware Round Robin vs AFAP at 1.0x: Bogota 10,141 COP/day; Barranquilla flat 9,619, Air-e two-band 9,230 COP/day. The two-band option no longer changes the cost materially (it was 3.6 times the flat value under Dutch profiles). Proposition 7.1 holds unchanged under flat tariffs.</w:t>
+      </w:r>
+    </w:p>
+    <w:p>
+      <w:r>
+        <w:rPr>
+          <w:rFonts w:ascii="Times New Roman" w:hAnsi="Times New Roman"/>
+          <w:b/>
+          <w:color w:val="000000"/>
+          <w:sz w:val="24"/>
+        </w:rPr>
+        <w:t>17.5. Final Target Compliance (DC 42 min, 8 ports, 100 kW, n_clusters = 50)</w:t>
+      </w:r>
+    </w:p>
+    <w:p>
+      <w:r>
+        <w:rPr>
+          <w:rFonts w:ascii="Times New Roman" w:hAnsi="Times New Roman"/>
+          <w:b w:val="0"/>
+          <w:color w:val="000000"/>
+          <w:sz w:val="24"/>
+        </w:rPr>
+        <w:t>- 1x, AFAP: satisfaction counting rejected met; ENS_rel met; demand not served met (2.4%); transformer not met; voltage met on node_123.</w:t>
+      </w:r>
+    </w:p>
+    <w:p>
+      <w:r>
+        <w:rPr>
+          <w:rFonts w:ascii="Times New Roman" w:hAnsi="Times New Roman"/>
+          <w:b w:val="0"/>
+          <w:color w:val="000000"/>
+          <w:sz w:val="24"/>
+        </w:rPr>
+        <w:t>- 1x, Round Robin (EV2Gym, follows the setpoint): satisfaction counting rejected met; ENS_rel not met; demand not served not met (24.8%); transformer not met; voltage not evaluated.</w:t>
+      </w:r>
+    </w:p>
+    <w:p>
+      <w:r>
+        <w:rPr>
+          <w:rFonts w:ascii="Times New Roman" w:hAnsi="Times New Roman"/>
+          <w:b w:val="0"/>
+          <w:color w:val="000000"/>
+          <w:sz w:val="24"/>
+        </w:rPr>
+        <w:t>- 1x, Round Robin, transformer-aware (recommended): satisfaction counting rejected met; ENS_rel met; demand not served met (5.0%); transformer met; voltage met on node_123.</w:t>
+      </w:r>
+    </w:p>
+    <w:p>
+      <w:r>
+        <w:rPr>
+          <w:rFonts w:ascii="Times New Roman" w:hAnsi="Times New Roman"/>
+          <w:b w:val="0"/>
+          <w:color w:val="000000"/>
+          <w:sz w:val="24"/>
+        </w:rPr>
+        <w:t>- 1x, MPC_TrackingG2V (upper bound, non-causal): satisfaction counting rejected not met; ENS_rel not met; demand not served not met (48.5%); transformer not met; voltage not evaluated.</w:t>
+      </w:r>
+    </w:p>
+    <w:p>
+      <w:r>
+        <w:rPr>
+          <w:rFonts w:ascii="Times New Roman" w:hAnsi="Times New Roman"/>
+          <w:b w:val="0"/>
+          <w:color w:val="000000"/>
+          <w:sz w:val="24"/>
+        </w:rPr>
+        <w:t>- 1x, Optimal_Oracle_Tracking (upper bound, non-causal): satisfaction counting rejected not met; ENS_rel not met; demand not served not met (39.9%); transformer met; voltage not evaluated.</w:t>
+      </w:r>
+    </w:p>
+    <w:p>
+      <w:r>
+        <w:rPr>
+          <w:rFonts w:ascii="Times New Roman" w:hAnsi="Times New Roman"/>
+          <w:b w:val="0"/>
+          <w:color w:val="000000"/>
+          <w:sz w:val="24"/>
+        </w:rPr>
+        <w:t>- 1x, Final RL model (out of its training distribution): satisfaction counting rejected met; ENS_rel not met; demand not served not met (28.1%); transformer not met; voltage not evaluated.</w:t>
+      </w:r>
+    </w:p>
+    <w:p>
+      <w:r>
+        <w:rPr>
+          <w:rFonts w:ascii="Times New Roman" w:hAnsi="Times New Roman"/>
+          <w:b w:val="0"/>
+          <w:color w:val="000000"/>
+          <w:sz w:val="24"/>
+        </w:rPr>
+        <w:t>- 1.3x, AFAP: satisfaction counting rejected met; ENS_rel met; demand not served met (5.5%); transformer not met; voltage met on node_123.</w:t>
+      </w:r>
+    </w:p>
+    <w:p>
+      <w:r>
+        <w:rPr>
+          <w:rFonts w:ascii="Times New Roman" w:hAnsi="Times New Roman"/>
+          <w:b w:val="0"/>
+          <w:color w:val="000000"/>
+          <w:sz w:val="24"/>
+        </w:rPr>
+        <w:t>- 1.3x, Round Robin (EV2Gym, follows the setpoint): satisfaction counting rejected not met; ENS_rel not met; demand not served not met (23.5%); transformer not met; voltage not evaluated.</w:t>
+      </w:r>
+    </w:p>
+    <w:p>
+      <w:r>
+        <w:rPr>
+          <w:rFonts w:ascii="Times New Roman" w:hAnsi="Times New Roman"/>
+          <w:b w:val="0"/>
+          <w:color w:val="000000"/>
+          <w:sz w:val="24"/>
+        </w:rPr>
+        <w:t>- 1.3x, Round Robin, transformer-aware (recommended): satisfaction counting rejected met; ENS_rel met; demand not served met (9.0%); transformer met; voltage met on node_123.</w:t>
+      </w:r>
+    </w:p>
+    <w:p>
+      <w:r>
+        <w:rPr>
+          <w:rFonts w:ascii="Times New Roman" w:hAnsi="Times New Roman"/>
+          <w:b w:val="0"/>
+          <w:color w:val="000000"/>
+          <w:sz w:val="24"/>
+        </w:rPr>
+        <w:t>- 1.3x, MPC_TrackingG2V (upper bound, non-causal): satisfaction counting rejected not met; ENS_rel not met; demand not served not met (54.4%); transformer not met; voltage not evaluated.</w:t>
+      </w:r>
+    </w:p>
+    <w:p>
+      <w:r>
+        <w:rPr>
+          <w:rFonts w:ascii="Times New Roman" w:hAnsi="Times New Roman"/>
+          <w:b w:val="0"/>
+          <w:color w:val="000000"/>
+          <w:sz w:val="24"/>
+        </w:rPr>
+        <w:t>- 1.3x, Optimal_Oracle_Tracking (upper bound, non-causal): satisfaction counting rejected not met; ENS_rel not met; demand not served not met (39.2%); transformer met; voltage not evaluated.</w:t>
+      </w:r>
+    </w:p>
+    <w:p>
+      <w:r>
+        <w:rPr>
+          <w:rFonts w:ascii="Times New Roman" w:hAnsi="Times New Roman"/>
+          <w:b w:val="0"/>
+          <w:color w:val="000000"/>
+          <w:sz w:val="24"/>
+        </w:rPr>
+        <w:t>- 1.3x, Final RL model (out of its training distribution): satisfaction counting rejected not met; ENS_rel not met; demand not served not met (29.0%); transformer not met; voltage not evaluated.</w:t>
+      </w:r>
+    </w:p>
+    <w:p>
+      <w:r>
+        <w:rPr>
+          <w:rFonts w:ascii="Times New Roman" w:hAnsi="Times New Roman"/>
+          <w:b w:val="0"/>
+          <w:color w:val="000000"/>
+          <w:sz w:val="24"/>
+        </w:rPr>
+        <w:t>- 1.6x, AFAP: satisfaction counting rejected not met; ENS_rel met; demand not served met (10.5%); transformer not met; voltage met on node_123.</w:t>
+      </w:r>
+    </w:p>
+    <w:p>
+      <w:r>
+        <w:rPr>
+          <w:rFonts w:ascii="Times New Roman" w:hAnsi="Times New Roman"/>
+          <w:b w:val="0"/>
+          <w:color w:val="000000"/>
+          <w:sz w:val="24"/>
+        </w:rPr>
+        <w:t>- 1.6x, Round Robin (EV2Gym, follows the setpoint): satisfaction counting rejected not met; ENS_rel not met; demand not served not met (25.3%); transformer not met; voltage not evaluated.</w:t>
+      </w:r>
+    </w:p>
+    <w:p>
+      <w:r>
+        <w:rPr>
+          <w:rFonts w:ascii="Times New Roman" w:hAnsi="Times New Roman"/>
+          <w:b w:val="0"/>
+          <w:color w:val="000000"/>
+          <w:sz w:val="24"/>
+        </w:rPr>
+        <w:t>- 1.6x, Round Robin, transformer-aware (recommended): satisfaction counting rejected not met; ENS_rel met; demand not served not met (14.2%); transformer met; voltage met on node_123.</w:t>
+      </w:r>
+    </w:p>
+    <w:p>
+      <w:r>
+        <w:rPr>
+          <w:rFonts w:ascii="Times New Roman" w:hAnsi="Times New Roman"/>
+          <w:b w:val="0"/>
+          <w:color w:val="000000"/>
+          <w:sz w:val="24"/>
+        </w:rPr>
+        <w:t>- 1.6x, MPC_TrackingG2V (upper bound, non-causal): satisfaction counting rejected not met; ENS_rel not met; demand not served not met (60.6%); transformer not met; voltage not evaluated.</w:t>
+      </w:r>
+    </w:p>
+    <w:p>
+      <w:r>
+        <w:rPr>
+          <w:rFonts w:ascii="Times New Roman" w:hAnsi="Times New Roman"/>
+          <w:b w:val="0"/>
+          <w:color w:val="000000"/>
+          <w:sz w:val="24"/>
+        </w:rPr>
+        <w:t>- 1.6x, Optimal_Oracle_Tracking (upper bound, non-causal): satisfaction counting rejected not met; ENS_rel not met; demand not served not met (41.3%); transformer met; voltage not evaluated.</w:t>
+      </w:r>
+    </w:p>
+    <w:p>
+      <w:r>
+        <w:rPr>
+          <w:rFonts w:ascii="Times New Roman" w:hAnsi="Times New Roman"/>
+          <w:b w:val="0"/>
+          <w:color w:val="000000"/>
+          <w:sz w:val="24"/>
+        </w:rPr>
+        <w:t>- 1.6x, Final RL model (out of its training distribution): satisfaction counting rejected not met; ENS_rel not met; demand not served not met (30.6%); transformer not met; voltage not evaluated.</w:t>
+      </w:r>
+    </w:p>
+    <w:p>
+      <w:r>
+        <w:rPr>
+          <w:rFonts w:ascii="Times New Roman" w:hAnsi="Times New Roman"/>
+          <w:b w:val="0"/>
+          <w:color w:val="000000"/>
+          <w:sz w:val="24"/>
+        </w:rPr>
+        <w:t>Answers to Objectives 4 and 5 in final form: chapters 06 (S6.7.5) and 07 (S7.11); full record in thesis_docs/Final_Parameter_Method_and_Implementation_Justification.docx.</w:t>
       </w:r>
     </w:p>
     <w:sectPr>
